--- a/downloads/卷05 引擎篇：推理服务与性能优化.docx
+++ b/downloads/卷05 引擎篇：推理服务与性能优化.docx
@@ -1489,7 +1489,7 @@
               <w:fldChar w:fldCharType="separate"/>
             </w:r>
             <w:r>
-              <w:t>16</w:t>
+              <w:t>17</w:t>
             </w:r>
             <w:r>
               <w:fldChar w:fldCharType="end"/>
@@ -1597,7 +1597,7 @@
               <w:fldChar w:fldCharType="separate"/>
             </w:r>
             <w:r>
-              <w:t>20</w:t>
+              <w:t>21</w:t>
             </w:r>
             <w:r>
               <w:fldChar w:fldCharType="end"/>
@@ -1633,7 +1633,7 @@
               <w:fldChar w:fldCharType="separate"/>
             </w:r>
             <w:r>
-              <w:t>23</w:t>
+              <w:t>24</w:t>
             </w:r>
             <w:r>
               <w:fldChar w:fldCharType="end"/>
@@ -1884,7 +1884,7 @@
               <w:fldChar w:fldCharType="separate"/>
             </w:r>
             <w:r>
-              <w:t>29</w:t>
+              <w:t>30</w:t>
             </w:r>
             <w:r>
               <w:fldChar w:fldCharType="end"/>
@@ -1992,7 +1992,7 @@
               <w:fldChar w:fldCharType="separate"/>
             </w:r>
             <w:r>
-              <w:t>32</w:t>
+              <w:t>33</w:t>
             </w:r>
             <w:r>
               <w:fldChar w:fldCharType="end"/>
@@ -2064,7 +2064,7 @@
               <w:fldChar w:fldCharType="separate"/>
             </w:r>
             <w:r>
-              <w:t>33</w:t>
+              <w:t>34</w:t>
             </w:r>
             <w:r>
               <w:fldChar w:fldCharType="end"/>
@@ -2100,7 +2100,7 @@
               <w:fldChar w:fldCharType="separate"/>
             </w:r>
             <w:r>
-              <w:t>35</w:t>
+              <w:t>36</w:t>
             </w:r>
             <w:r>
               <w:fldChar w:fldCharType="end"/>
@@ -2244,7 +2244,7 @@
               <w:fldChar w:fldCharType="separate"/>
             </w:r>
             <w:r>
-              <w:t>38</w:t>
+              <w:t>39</w:t>
             </w:r>
             <w:r>
               <w:fldChar w:fldCharType="end"/>
@@ -2314,7 +2314,7 @@
               <w:fldChar w:fldCharType="separate"/>
             </w:r>
             <w:r>
-              <w:t>39</w:t>
+              <w:t>40</w:t>
             </w:r>
             <w:r>
               <w:fldChar w:fldCharType="end"/>
@@ -2349,7 +2349,7 @@
               <w:fldChar w:fldCharType="separate"/>
             </w:r>
             <w:r>
-              <w:t>40</w:t>
+              <w:t>41</w:t>
             </w:r>
             <w:r>
               <w:fldChar w:fldCharType="end"/>
@@ -5393,448 +5393,7 @@
           <w:sz w:val="24"/>
           <w:szCs w:val="24"/>
         </w:rPr>
-        <w:t xml:space="preserve">草稿模型的选择有多种思路。经典做法是同系列的小模型（如 LLaMA-8B 为 LLaMA-70B 做草稿），小模型和大模型共享相同的分词器与词表，接受率通常较高。Medusa 方法则直接在目标模型上增加多个解码头，每个头预测未来某个位置的 token，无需额外草稿模型，显存开销增加但部署简单。EAGLE 进一步用隐藏状态预测提升接受率，是当前主流的"无草稿模型"方案。选择草稿模型时需在"接受率"与"草稿生成成本"间权衡：草稿太弱则接受率低，草稿太强则草稿自身开销大。</w:t>
-      </w:r>
-    </w:p>
-    <w:p>
-      <w:pPr>
-        <w:spacing w:line="312"/>
-        <w:ind w:firstLine="480"/>
-        <w:jc w:val="both"/>
-      </w:pPr>
-      <w:r>
-        <w:rPr>
-          <w:rFonts w:ascii="Calibri" w:eastAsia="Microsoft YaHei"/>
-          <w:color w:val="1A2B33"/>
-          <w:sz w:val="24"/>
-          <w:szCs w:val="24"/>
-        </w:rPr>
-        <w:t xml:space="preserve">图4-1 用对比表把常规解码与投机解码的关键差异列出来。每步计算上，常规是大模型逐 token 生成 K 次（K 个 token 就 K 次前向），投机是小草稿生成 K 个加一次大模型验证 K 个。步数开销上，常规生成 N 个 token 需 N 次前向，投机平均只需 N / (K × 接受率) 次。小 batch 收益上，常规算力未被充分利用、延迟线性增长，投机显著降低 TBT、可达 1.5~2.5 倍加速。大 batch 收益上，常规算力已被充分利用，投机草稿开销大、边际收益不明显甚至下降。额外成本上，常规无额外成本，投机需要草稿模型显存与一次额外验证开销。</w:t>
-      </w:r>
-    </w:p>
-    <w:p>
-      <w:pPr>
-        <w:spacing w:line="312"/>
-        <w:ind w:firstLine="480"/>
-        <w:jc w:val="both"/>
-      </w:pPr>
-      <w:r>
-        <w:rPr>
-          <w:rFonts w:ascii="Calibri" w:eastAsia="Microsoft YaHei"/>
-          <w:color w:val="1A2B33"/>
-          <w:sz w:val="24"/>
-          <w:szCs w:val="24"/>
-        </w:rPr>
-        <w:t xml:space="preserve">投机解码的工程落地有几个关键参数需要关注。一是 num-speculative-tokens K：候选 token 数过多会让验证成本上升、过少则加速不明显，典型值在 3~7 之间。二是接受率：与草稿模型质量、任务类型、采样温度强相关；温度 0（贪心解码）下接受率最高，温度 &gt; 0.7 时接受率显著下降。三是部署复杂度：需要为草稿模型单独占用一份显存，且草稿与大模型需共享分词器与词表。</w:t>
-      </w:r>
-    </w:p>
-    <w:p>
-      <w:pPr>
-        <w:spacing w:line="312"/>
-        <w:ind w:firstLine="480"/>
-        <w:jc w:val="both"/>
-      </w:pPr>
-      <w:r>
-        <w:rPr>
-          <w:rFonts w:ascii="Calibri" w:eastAsia="Microsoft YaHei"/>
-          <w:color w:val="1A2B33"/>
-          <w:sz w:val="24"/>
-          <w:szCs w:val="24"/>
-        </w:rPr>
-        <w:t xml:space="preserve">适用场景可以归纳为一句话："小 batch、低延迟、交互密集"。代码补全的实时 IDE、Agent 流式输出的"打字机"效果、长文档问答的首 token 延迟，都适合开启投机解码。反之，批量数据标注、离线报告生成等大 batch 场景，投机解码的边际收益不明显，可以关闭以节省草稿模型的显存占用。</w:t>
-      </w:r>
-    </w:p>
-    <w:p>
-      <w:pPr>
-        <w:spacing w:line="312"/>
-        <w:ind w:firstLine="480"/>
-        <w:jc w:val="both"/>
-      </w:pPr>
-      <w:r>
-        <w:rPr>
-          <w:rFonts w:ascii="Calibri" w:eastAsia="Microsoft YaHei"/>
-          <w:color w:val="1A2B33"/>
-          <w:sz w:val="24"/>
-          <w:szCs w:val="24"/>
-        </w:rPr>
-        <w:t xml:space="preserve">投机解码还有一类有趣的变体：自投机（self-speculative）。其思想是用同一模型的某些层作为草稿——例如用一个浅层网络（前 N 层）预测后续 K 个 token，再用完整模型验证。浅层网络的前向成本远低于完整模型，但仍能给出质量尚可的候选。这种方案省去了额外草稿模型的显存与加载开销，特别适合内存紧张的部署环境。EAGLE 系列方法更进一步：用目标模型的隐藏状态作为草稿模型的输入，让草稿模型的预测更贴近目标分布，接受率更高。</w:t>
-      </w:r>
-    </w:p>
-    <w:p>
-      <w:pPr>
-        <w:pStyle w:val="Heading2"/>
-        <w:keepNext/>
-        <w:spacing w:after="140" w:before="280" w:line="360" w:lineRule="atLeast"/>
-      </w:pPr>
-      <w:bookmarkStart w:id="100022" w:name="_Toc100022"/>
-      <w:r>
-        <w:rPr>
-          <w:rFonts w:ascii="Calibri" w:eastAsia="SimHei"/>
-          <w:b/>
-          <w:bCs/>
-          <w:color w:val="1B4A5C"/>
-          <w:sz w:val="28"/>
-          <w:szCs w:val="28"/>
-        </w:rPr>
-        <w:t xml:space="preserve">4.2 MLA：把 KV Cache 压到极致</w:t>
-      </w:r>
-      <w:bookmarkEnd w:id="100022"/>
-    </w:p>
-    <w:p>
-      <w:pPr>
-        <w:spacing w:line="312"/>
-        <w:ind w:firstLine="480"/>
-        <w:jc w:val="both"/>
-      </w:pPr>
-      <w:r>
-        <w:rPr>
-          <w:rFonts w:ascii="Calibri" w:eastAsia="Microsoft YaHei"/>
-          <w:color w:val="1A2B33"/>
-          <w:sz w:val="24"/>
-          <w:szCs w:val="24"/>
-        </w:rPr>
-        <w:t xml:space="preserve">Multi-Latent Attention（MLA）是 DeepSeek-V2 提出的 KV Cache 压缩方案，进一步把 KV Cache 从结构上压到极致。其核心思想是把 K、V 投影到较小的 latent 向量中，在 Decode 阶段只缓存压缩后的 latent，而不是完整的 K、V。据 DeepSeek-V2 论文披露，MLA 可将 KV Cache 压缩到传统 MHA 的 5%~10%，是 DeepSeek-V2/V3/R1 系列实现超长上下文与高并发服务的关键之一。</w:t>
-      </w:r>
-    </w:p>
-    <w:p>
-      <w:pPr>
-        <w:spacing w:line="312"/>
-        <w:ind w:firstLine="480"/>
-        <w:jc w:val="both"/>
-      </w:pPr>
-      <w:r>
-        <w:rPr>
-          <w:rFonts w:ascii="Calibri" w:eastAsia="Microsoft YaHei"/>
-          <w:color w:val="1A2B33"/>
-          <w:sz w:val="24"/>
-          <w:szCs w:val="24"/>
-        </w:rPr>
-        <w:t xml:space="preserve">MLA 与 GQA、MQA 的差异值得一提。GQA 让多个查询头共享同一组 KV 头，把 KV 头数从 H 压缩到 H/g；MQA 更激进，让所有查询头共享同一组 KV 头，KV 头数压到 1。MLA 则走另一条路：通过低秩压缩将 K、V 投影到 latent 空间，KV Cache 存储的是 latent 而非原始 K、V。MLA 的挑战在于需要重新设计注意力计算方式，并对训练与推理框架都进行适配——目前 vLLM、SGLang 等社区框架已相继支持 MLA，但需要确认目标框架的版本支持情况。</w:t>
-      </w:r>
-    </w:p>
-    <w:p>
-      <w:pPr>
-        <w:spacing w:line="312"/>
-        <w:ind w:firstLine="480"/>
-        <w:jc w:val="both"/>
-      </w:pPr>
-      <w:r>
-        <w:rPr>
-          <w:rFonts w:ascii="Calibri" w:eastAsia="Microsoft YaHei"/>
-          <w:color w:val="1A2B33"/>
-          <w:sz w:val="24"/>
-          <w:szCs w:val="24"/>
-        </w:rPr>
-        <w:t xml:space="preserve">对 Agent 与长上下文场景，MLA 的工程意义巨大。DeepSeek-R1 在 128K 上下文、FP8 KV 配合 MLA 的组合下，能在 H100 上支持数十并发而不 OOM——同样的硬件用标准 MHA 模型只能支持个位数并发。这就是"模型架构创新直接转化为推理系统产能"的最直白证据。</w:t>
-      </w:r>
-    </w:p>
-    <w:p>
-      <w:pPr>
-        <w:pStyle w:val="Heading2"/>
-        <w:keepNext/>
-        <w:spacing w:after="140" w:before="280" w:line="360" w:lineRule="atLeast"/>
-      </w:pPr>
-      <w:bookmarkStart w:id="100023" w:name="_Toc100023"/>
-      <w:r>
-        <w:rPr>
-          <w:rFonts w:ascii="Calibri" w:eastAsia="SimHei"/>
-          <w:b/>
-          <w:bCs/>
-          <w:color w:val="1B4A5C"/>
-          <w:sz w:val="28"/>
-          <w:szCs w:val="28"/>
-        </w:rPr>
-        <w:t xml:space="preserve">4.3 KV Cache 量化：从 FP16 到 FP8 再到 INT4</w:t>
-      </w:r>
-      <w:bookmarkEnd w:id="100023"/>
-    </w:p>
-    <w:p>
-      <w:pPr>
-        <w:spacing w:line="312"/>
-        <w:ind w:firstLine="480"/>
-        <w:jc w:val="both"/>
-      </w:pPr>
-      <w:r>
-        <w:rPr>
-          <w:rFonts w:ascii="Calibri" w:eastAsia="Microsoft YaHei"/>
-          <w:color w:val="1A2B33"/>
-          <w:sz w:val="24"/>
-          <w:szCs w:val="24"/>
-        </w:rPr>
-        <w:t xml:space="preserve">除了通过注意力变体从结构上压缩 KV Cache，还可以在数值层面进一步量化。KV Cache 量化的核心动机是：Decode 阶段处于带宽受限区，KV Cache 的访存量直接决定延迟与吞吐。把 KV Cache 从 FP16 压到 FP8，访存量减半、带宽需求减半，吞吐通常提升 30%~50%。常见做法包括四个层次。</w:t>
-      </w:r>
-    </w:p>
-    <w:p>
-      <w:pPr>
-        <w:spacing w:line="312"/>
-        <w:ind w:firstLine="480"/>
-        <w:jc w:val="both"/>
-      </w:pPr>
-      <w:r>
-        <w:rPr>
-          <w:rFonts w:ascii="Calibri" w:eastAsia="Microsoft YaHei"/>
-          <w:color w:val="1A2B33"/>
-          <w:sz w:val="24"/>
-          <w:szCs w:val="24"/>
-        </w:rPr>
-        <w:t xml:space="preserve">第一层是 FP8 KV Cache，在 H100/H200 上原生支持，将 KV Cache 从 FP16 压缩到 FP8，显存减半且精度损失极小，是当前生产首选。vLLM 通过 --kv-cache-dtype fp8 启用，TensorRT-LLM 通过 --kv_cache_dtype fp8 启用。建议 H100 及以上默认开启，几乎"免费"。第二层是 INT8/INT4 KV Cache，在非 Hopper 架构上可用 INT8 甚至 INT4 量化 KV Cache，配合逐通道缩放与异常值保护进一步压缩显存，但需要校准并评估长上下文下的精度衰减。第三层是 KV Cache 蒸馏，在训练或微调阶段让模型适应低精度 KV，可显著降低量化精度损失，适合对质量敏感的业务。第四层是低秩与聚合压缩，如 MLA 的 latent 压缩、H2O 等基于重要性的 token 淘汰，在超长上下文场景能将有效 KV 控制在线性甚至亚线性增长。</w:t>
-      </w:r>
-    </w:p>
-    <w:p>
-      <w:pPr>
-        <w:spacing w:line="312"/>
-        <w:ind w:firstLine="480"/>
-        <w:jc w:val="both"/>
-      </w:pPr>
-      <w:r>
-        <w:rPr>
-          <w:rFonts w:ascii="Calibri" w:eastAsia="Microsoft YaHei"/>
-          <w:color w:val="1A2B33"/>
-          <w:sz w:val="24"/>
-          <w:szCs w:val="24"/>
-        </w:rPr>
-        <w:t xml:space="preserve">激进压缩（INT4、token 淘汰）应限定在流式摘要、长文档问答等容忍一定信息丢失的场景。普通对话与工具调用业务，FP8 已经足矣。</w:t>
-      </w:r>
-    </w:p>
-    <w:p>
-      <w:pPr>
-        <w:pStyle w:val="Heading2"/>
-        <w:keepNext/>
-        <w:spacing w:after="140" w:before="280" w:line="360" w:lineRule="atLeast"/>
-      </w:pPr>
-      <w:bookmarkStart w:id="100024" w:name="_Toc100024"/>
-      <w:r>
-        <w:rPr>
-          <w:rFonts w:ascii="Calibri" w:eastAsia="SimHei"/>
-          <w:b/>
-          <w:bCs/>
-          <w:color w:val="1B4A5C"/>
-          <w:sz w:val="28"/>
-          <w:szCs w:val="28"/>
-        </w:rPr>
-        <w:t xml:space="preserve">4.4 StreamingLLM 与 Ring Attention：突破上下文长度限制</w:t>
-      </w:r>
-      <w:bookmarkEnd w:id="100024"/>
-    </w:p>
-    <w:p>
-      <w:pPr>
-        <w:spacing w:line="312"/>
-        <w:ind w:firstLine="480"/>
-        <w:jc w:val="both"/>
-      </w:pPr>
-      <w:r>
-        <w:rPr>
-          <w:rFonts w:ascii="Calibri" w:eastAsia="Microsoft YaHei"/>
-          <w:color w:val="1A2B33"/>
-          <w:sz w:val="24"/>
-          <w:szCs w:val="24"/>
-        </w:rPr>
-        <w:t xml:space="preserve">当序列长度达到 128K 甚至 1M 时，KV Cache 显存占用、attention 计算复杂度和 Prefill 时间都急剧上升。例如 70B 模型在 128K 上下文、FP16 精度下，单条请求的 KV Cache 可能超过 40 GB，远超单卡显存。StreamingLLM 与 Ring Attention 是两个代表性的应对方案。</w:t>
-      </w:r>
-    </w:p>
-    <w:p>
-      <w:pPr>
-        <w:spacing w:line="312"/>
-        <w:ind w:firstLine="480"/>
-        <w:jc w:val="both"/>
-      </w:pPr>
-      <w:r>
-        <w:rPr>
-          <w:rFonts w:ascii="Calibri" w:eastAsia="Microsoft YaHei"/>
-          <w:color w:val="1A2B33"/>
-          <w:sz w:val="24"/>
-          <w:szCs w:val="24"/>
-        </w:rPr>
-        <w:t xml:space="preserve">StreamingLLM 观察到 Transformer 的"注意力沉没"（attention sink）现象：模型对序列初始的几个 token（尤其是第一个 token）有很强的注意力。基于这一观察，StreamingLLM 只保留初始 sink token 和最近若干 token 的 KV Cache，丢弃中间 token，从而支持"无限长"生成。其代价是会丢失中间上下文的细粒度信息，因此适合流式对话、摘要等场景，不适合需要精确回忆全文的任务。</w:t>
-      </w:r>
-    </w:p>
-    <w:p>
-      <w:pPr>
-        <w:spacing w:line="312"/>
-        <w:ind w:firstLine="480"/>
-        <w:jc w:val="both"/>
-      </w:pPr>
-      <w:r>
-        <w:rPr>
-          <w:rFonts w:ascii="Calibri" w:eastAsia="Microsoft YaHei"/>
-          <w:color w:val="1A2B33"/>
-          <w:sz w:val="24"/>
-          <w:szCs w:val="24"/>
-        </w:rPr>
-        <w:t xml:space="preserve">Ring Attention 将长序列沿 token 维度切分到多个计算设备，每个设备只计算一部分 attention，并通过环形通信交换 K、V 块。这种方法将显存和计算压力分散到多个设备，但通信开销较大，适合超大规模集群。与张量并行（按头切分）不同，序列并行按 token 切分，能在不增加单层计算量的情况下扩展上下文长度，是训练与超长推理的关键技术。</w:t>
-      </w:r>
-    </w:p>
-    <w:p>
-      <w:pPr>
-        <w:spacing w:line="312"/>
-        <w:ind w:firstLine="480"/>
-        <w:jc w:val="both"/>
-      </w:pPr>
-      <w:r>
-        <w:rPr>
-          <w:rFonts w:ascii="Calibri" w:eastAsia="Microsoft YaHei"/>
-          <w:color w:val="1A2B33"/>
-          <w:sz w:val="24"/>
-          <w:szCs w:val="24"/>
-        </w:rPr>
-        <w:t xml:space="preserve">对 Agent 工程而言，128K~1M 上下文的本地支持越来越普遍，但成本极高。落地建议是先用位置编码外推（RoPE、ALiBi、YaRN 等技术）扩展模型的上下文窗口，再配合 KV Cache 量化（FP8）、MLA 等压缩手段，最后才考虑 Ring Attention 等分布式方案。盲目启用超长上下文会带来显著的成本上升——业务侧应该根据实际需要选择合适的上下文长度，而不是越大越好。</w:t>
-      </w:r>
-    </w:p>
-    <w:p>
-      <w:pPr>
-        <w:spacing w:line="312"/>
-        <w:ind w:firstLine="480"/>
-        <w:jc w:val="both"/>
-      </w:pPr>
-      <w:r>
-        <w:rPr>
-          <w:rFonts w:ascii="Calibri" w:eastAsia="Microsoft YaHei"/>
-          <w:color w:val="1A2B33"/>
-          <w:sz w:val="24"/>
-          <w:szCs w:val="24"/>
-        </w:rPr>
-        <w:t xml:space="preserve">位置编码外推本身也有工程取舍。RoPE（Rotary Position Embedding）通过旋转矩阵给每个位置编码，是当前主流模型的事实标准；其外推技术包括线性缩放（按比例放大位置编码）、NTK-aware 缩放（按非线性方式放大基频）、YaRN（结合长度缩放与注意力温度调节）等。Llama-3.1 原生支持 128K、Qwen2 长上下文版支持更长窗口——优先选择官方支持的上下文长度档位，可以避免外推带来的精度损失。如果必须外推，建议在业务测试集上对比外推前后的精度，必要时回退到原生档位。</w:t>
-      </w:r>
-    </w:p>
-    <w:p>
-      <w:pPr>
-        <w:pStyle w:val="Heading2"/>
-        <w:keepNext/>
-        <w:spacing w:after="140" w:before="280" w:line="360" w:lineRule="atLeast"/>
-      </w:pPr>
-      <w:bookmarkStart w:id="100025" w:name="_Toc100025"/>
-      <w:r>
-        <w:rPr>
-          <w:rFonts w:ascii="Calibri" w:eastAsia="SimHei"/>
-          <w:b/>
-          <w:bCs/>
-          <w:color w:val="1B4A5C"/>
-          <w:sz w:val="28"/>
-          <w:szCs w:val="28"/>
-        </w:rPr>
-        <w:t xml:space="preserve">4.5 PD 分离：把 Prefill 与 Decode 分开部署</w:t>
-      </w:r>
-      <w:bookmarkEnd w:id="100025"/>
-    </w:p>
-    <w:p>
-      <w:pPr>
-        <w:spacing w:line="312"/>
-        <w:ind w:firstLine="480"/>
-        <w:jc w:val="both"/>
-      </w:pPr>
-      <w:r>
-        <w:rPr>
-          <w:rFonts w:ascii="Calibri" w:eastAsia="Microsoft YaHei"/>
-          <w:color w:val="1A2B33"/>
-          <w:sz w:val="24"/>
-          <w:szCs w:val="24"/>
-        </w:rPr>
-        <w:t xml:space="preserve">Prefill 阶段计算密集、Decode 阶段访存密集；两者在算力-带宽需求、batch 特性、KV Cache 生命周期上差异巨大，混部时互相干扰——长 Prefill 会阻塞 Decode 导致 TPOT 抖动，大 batch Decode 又会拖慢新请求的 TTFT。Prefill/Decode 分离（PD 分离，Disaggregated Serving）将两个阶段部署到不同 GPU 集群各自优化：Prefill 集群追求高算力利用率，Decode 集群追求高带宽与大并发。</w:t>
-      </w:r>
-    </w:p>
-    <w:p>
-      <w:pPr>
-        <w:spacing w:line="312"/>
-        <w:ind w:firstLine="480"/>
-        <w:jc w:val="both"/>
-      </w:pPr>
-      <w:r>
-        <w:rPr>
-          <w:rFonts w:ascii="Calibri" w:eastAsia="Microsoft YaHei"/>
-          <w:color w:val="1A2B33"/>
-          <w:sz w:val="24"/>
-          <w:szCs w:val="24"/>
-        </w:rPr>
-        <w:t xml:space="preserve">代表工作包括 Splitwise（arXiv 2024，最早系统化分离 Prefill/Decode）、DistServe（区分两阶段的服务系统）、Mooncake（以 KV Cache 为中心的分离式架构）。其关键工程挑战在于 KV Cache 的跨节点迁移：Prefill 产出的 KV Cache 需高效传输到 Decode 节点，常用 RDMA、GPU Direct、或共享内存池；调度器需根据 TTFT/TBT SLA 与集群负载动态分配两阶段资源。</w:t>
-      </w:r>
-    </w:p>
-    <w:p>
-      <w:pPr>
-        <w:spacing w:line="312"/>
-        <w:ind w:firstLine="480"/>
-        <w:jc w:val="both"/>
-      </w:pPr>
-      <w:r>
-        <w:rPr>
-          <w:rFonts w:ascii="Calibri" w:eastAsia="Microsoft YaHei"/>
-          <w:color w:val="1A2B33"/>
-          <w:sz w:val="24"/>
-          <w:szCs w:val="24"/>
-        </w:rPr>
-        <w:t xml:space="preserve">落地建议：长上下文、高并发、对 TTFT 与 TBT 同时敏感的业务（如代码助手、长文档问答）收益最大；中小规模、请求稀疏的场景分离后通信与调度开销可能抵消收益，可先用 vLLM Chunked Prefill 等单机方案验证，再考虑集群级 PD 分离。本节是"进阶技术"的最后一节，从投机解码到 PD 分离，这些技术的共同特点是：在大规模生产场景下才能体现出全部价值，小流量自测时常常看不出收益。</w:t>
-      </w:r>
-    </w:p>
-    <w:p>
-      <w:pPr>
-        <w:spacing w:line="312"/>
-        <w:ind w:firstLine="480"/>
-        <w:jc w:val="both"/>
-      </w:pPr>
-      <w:r>
-        <w:rPr>
-          <w:rFonts w:ascii="Calibri" w:eastAsia="Microsoft YaHei"/>
-          <w:color w:val="1A2B33"/>
-          <w:sz w:val="24"/>
-          <w:szCs w:val="24"/>
-        </w:rPr>
-        <w:t xml:space="preserve">集群级 KV Cache 调度是 PD 分离之后的下一代演进方向。当服务规模扩展到多实例、多节点时，单机的 PagedAttention / RadixAttention 已不够。Mooncake、Preble、Splitwise 等工作尝试在集群层面全局调度 KV Cache，实现跨实例、跨节点的缓存复用与迁移。核心思路是把 KV Cache 视为可寻址、可迁移的一等资源：缓存命中时直接复用，未命中时按成本决策"重算 Prefill"还是"从远端拉取"。这对调度器、网络与存储子系统都提出更高要求，是 2024~2026 年推理系统最重要的演进方向之一——可以预见，未来两年 Agent 服务的"集群级缓存复用"将成为头部团队的核心竞争力。</w:t>
-      </w:r>
-    </w:p>
-    <w:p>
-      <w:pPr>
-        <w:pStyle w:val="Heading1"/>
-        <w:keepNext/>
-        <w:pageBreakBefore/>
-        <w:spacing w:after="200" w:before="360" w:line="400" w:lineRule="atLeast"/>
-      </w:pPr>
-      <w:bookmarkStart w:id="100026" w:name="_Toc100026"/>
-      <w:r>
-        <w:rPr>
-          <w:rFonts w:ascii="Calibri" w:eastAsia="SimHei"/>
-          <w:b/>
-          <w:bCs/>
-          <w:color w:val="16324A"/>
-          <w:sz w:val="32"/>
-          <w:szCs w:val="32"/>
-        </w:rPr>
-        <w:t xml:space="preserve">第五章 引擎选型与部署实战</w:t>
-      </w:r>
-      <w:bookmarkEnd w:id="100026"/>
-    </w:p>
-    <w:p>
-      <w:pPr>
-        <w:pStyle w:val="Heading2"/>
-        <w:keepNext/>
-        <w:spacing w:after="140" w:before="280" w:line="360" w:lineRule="atLeast"/>
-      </w:pPr>
-      <w:bookmarkStart w:id="100027" w:name="_Toc100027"/>
-      <w:r>
-        <w:rPr>
-          <w:rFonts w:ascii="Calibri" w:eastAsia="SimHei"/>
-          <w:b/>
-          <w:bCs/>
-          <w:color w:val="1B4A5C"/>
-          <w:sz w:val="28"/>
-          <w:szCs w:val="28"/>
-        </w:rPr>
-        <w:t xml:space="preserve">5.1 四大引擎定位对比</w:t>
-      </w:r>
-      <w:bookmarkEnd w:id="100027"/>
-    </w:p>
-    <w:p>
-      <w:pPr>
-        <w:spacing w:line="312"/>
-        <w:ind w:firstLine="480"/>
-        <w:jc w:val="both"/>
-      </w:pPr>
-      <w:r>
-        <w:rPr>
-          <w:rFonts w:ascii="Calibri" w:eastAsia="Microsoft YaHei"/>
-          <w:color w:val="1A2B33"/>
-          <w:sz w:val="24"/>
-          <w:szCs w:val="24"/>
-        </w:rPr>
-        <w:t xml:space="preserve">经过前四章的原理与优化技术铺垫，现在可以把四款主流引擎放到一起比较。图5-1 用分层图把各自的定位与特长一眼铺开。vLLM 是通用开源推理引擎，PagedAttention + Continuous Batching 已是事实标准，HF 模型覆盖最广、易用性最高，是"快速验证 + 通用服务"的首选起点。TensorRT-LLM 是 NVIDIA 原生编译引擎，FP8 + In-flight Batching 把峰值吞吐与延迟推到极限，通常比 vLLM 领先 15%~30%，但需要编译、换模型换 GPU 要重编，适合稳定模型的生产部署。NVIDIA Triton 是多模型统一服务化平台，Ensemble 与 BLS 编排把 TensorRT-LLM、vLLM、PyTorch 等后端统一托管，是 RAG、Agent 等多模型流水线的推荐编排平台。SGLang 面向结构化生成与多轮对话，RadixAttention 在共享前缀场景实现 token 级复用，对 Agent 多轮对话与结构化输出价值极高。Ollama / llama.cpp 是本地推理利器，一键启动 GGUF 模型，适合开发测试与端侧小模型部署。</w:t>
+        <w:t xml:space="preserve">图4-1 用「实习生与老板」把投机解码讲透：小模型像手快的实习生，一口气起草 5 个词；大模型像老板，一次并行审完 5 个词——审 5 个的成本约等于自己写 1 个。猜对的白赚，从第一个错处重写。这就是「用小草稿换大加速」的全部秘密。</w:t>
       </w:r>
     </w:p>
     <w:p>
@@ -5899,6 +5458,528 @@
           <w:sz w:val="21"/>
           <w:szCs w:val="21"/>
         </w:rPr>
+        <w:t xml:space="preserve">图4-1 投机解码的实习生比喻：小模型起草、大模型并行审核，猜对白赚</w:t>
+      </w:r>
+    </w:p>
+    <w:p>
+      <w:pPr>
+        <w:spacing w:line="312"/>
+        <w:ind w:firstLine="480"/>
+        <w:jc w:val="both"/>
+      </w:pPr>
+      <w:r>
+        <w:rPr>
+          <w:rFonts w:ascii="Calibri" w:eastAsia="Microsoft YaHei"/>
+          <w:color w:val="1A2B33"/>
+          <w:sz w:val="24"/>
+          <w:szCs w:val="24"/>
+        </w:rPr>
+        <w:t xml:space="preserve">草稿模型的选择有多种思路。经典做法是同系列的小模型（如 LLaMA-8B 为 LLaMA-70B 做草稿），小模型和大模型共享相同的分词器与词表，接受率通常较高。Medusa 方法则直接在目标模型上增加多个解码头，每个头预测未来某个位置的 token，无需额外草稿模型，显存开销增加但部署简单。EAGLE 进一步用隐藏状态预测提升接受率，是当前主流的"无草稿模型"方案。选择草稿模型时需在"接受率"与"草稿生成成本"间权衡：草稿太弱则接受率低，草稿太强则草稿自身开销大。</w:t>
+      </w:r>
+    </w:p>
+    <w:p>
+      <w:pPr>
+        <w:spacing w:line="312"/>
+        <w:ind w:firstLine="480"/>
+        <w:jc w:val="both"/>
+      </w:pPr>
+      <w:r>
+        <w:rPr>
+          <w:rFonts w:ascii="Calibri" w:eastAsia="Microsoft YaHei"/>
+          <w:color w:val="1A2B33"/>
+          <w:sz w:val="24"/>
+          <w:szCs w:val="24"/>
+        </w:rPr>
+        <w:t xml:space="preserve">图4-1 用对比表把常规解码与投机解码的关键差异列出来。每步计算上，常规是大模型逐 token 生成 K 次（K 个 token 就 K 次前向），投机是小草稿生成 K 个加一次大模型验证 K 个。步数开销上，常规生成 N 个 token 需 N 次前向，投机平均只需 N / (K × 接受率) 次。小 batch 收益上，常规算力未被充分利用、延迟线性增长，投机显著降低 TBT、可达 1.5~2.5 倍加速。大 batch 收益上，常规算力已被充分利用，投机草稿开销大、边际收益不明显甚至下降。额外成本上，常规无额外成本，投机需要草稿模型显存与一次额外验证开销。</w:t>
+      </w:r>
+    </w:p>
+    <w:p>
+      <w:pPr>
+        <w:spacing w:line="312"/>
+        <w:ind w:firstLine="480"/>
+        <w:jc w:val="both"/>
+      </w:pPr>
+      <w:r>
+        <w:rPr>
+          <w:rFonts w:ascii="Calibri" w:eastAsia="Microsoft YaHei"/>
+          <w:color w:val="1A2B33"/>
+          <w:sz w:val="24"/>
+          <w:szCs w:val="24"/>
+        </w:rPr>
+        <w:t xml:space="preserve">投机解码的工程落地有几个关键参数需要关注。一是 num-speculative-tokens K：候选 token 数过多会让验证成本上升、过少则加速不明显，典型值在 3~7 之间。二是接受率：与草稿模型质量、任务类型、采样温度强相关；温度 0（贪心解码）下接受率最高，温度 &gt; 0.7 时接受率显著下降。三是部署复杂度：需要为草稿模型单独占用一份显存，且草稿与大模型需共享分词器与词表。</w:t>
+      </w:r>
+    </w:p>
+    <w:p>
+      <w:pPr>
+        <w:spacing w:line="312"/>
+        <w:ind w:firstLine="480"/>
+        <w:jc w:val="both"/>
+      </w:pPr>
+      <w:r>
+        <w:rPr>
+          <w:rFonts w:ascii="Calibri" w:eastAsia="Microsoft YaHei"/>
+          <w:color w:val="1A2B33"/>
+          <w:sz w:val="24"/>
+          <w:szCs w:val="24"/>
+        </w:rPr>
+        <w:t xml:space="preserve">适用场景可以归纳为一句话："小 batch、低延迟、交互密集"。代码补全的实时 IDE、Agent 流式输出的"打字机"效果、长文档问答的首 token 延迟，都适合开启投机解码。反之，批量数据标注、离线报告生成等大 batch 场景，投机解码的边际收益不明显，可以关闭以节省草稿模型的显存占用。</w:t>
+      </w:r>
+    </w:p>
+    <w:p>
+      <w:pPr>
+        <w:spacing w:line="312"/>
+        <w:ind w:firstLine="480"/>
+        <w:jc w:val="both"/>
+      </w:pPr>
+      <w:r>
+        <w:rPr>
+          <w:rFonts w:ascii="Calibri" w:eastAsia="Microsoft YaHei"/>
+          <w:color w:val="1A2B33"/>
+          <w:sz w:val="24"/>
+          <w:szCs w:val="24"/>
+        </w:rPr>
+        <w:t xml:space="preserve">投机解码还有一类有趣的变体：自投机（self-speculative）。其思想是用同一模型的某些层作为草稿——例如用一个浅层网络（前 N 层）预测后续 K 个 token，再用完整模型验证。浅层网络的前向成本远低于完整模型，但仍能给出质量尚可的候选。这种方案省去了额外草稿模型的显存与加载开销，特别适合内存紧张的部署环境。EAGLE 系列方法更进一步：用目标模型的隐藏状态作为草稿模型的输入，让草稿模型的预测更贴近目标分布，接受率更高。</w:t>
+      </w:r>
+    </w:p>
+    <w:p>
+      <w:pPr>
+        <w:pStyle w:val="Heading2"/>
+        <w:keepNext/>
+        <w:spacing w:after="140" w:before="280" w:line="360" w:lineRule="atLeast"/>
+      </w:pPr>
+      <w:bookmarkStart w:id="100022" w:name="_Toc100022"/>
+      <w:r>
+        <w:rPr>
+          <w:rFonts w:ascii="Calibri" w:eastAsia="SimHei"/>
+          <w:b/>
+          <w:bCs/>
+          <w:color w:val="1B4A5C"/>
+          <w:sz w:val="28"/>
+          <w:szCs w:val="28"/>
+        </w:rPr>
+        <w:t xml:space="preserve">4.2 MLA：把 KV Cache 压到极致</w:t>
+      </w:r>
+      <w:bookmarkEnd w:id="100022"/>
+    </w:p>
+    <w:p>
+      <w:pPr>
+        <w:spacing w:line="312"/>
+        <w:ind w:firstLine="480"/>
+        <w:jc w:val="both"/>
+      </w:pPr>
+      <w:r>
+        <w:rPr>
+          <w:rFonts w:ascii="Calibri" w:eastAsia="Microsoft YaHei"/>
+          <w:color w:val="1A2B33"/>
+          <w:sz w:val="24"/>
+          <w:szCs w:val="24"/>
+        </w:rPr>
+        <w:t xml:space="preserve">Multi-Latent Attention（MLA）是 DeepSeek-V2 提出的 KV Cache 压缩方案，进一步把 KV Cache 从结构上压到极致。其核心思想是把 K、V 投影到较小的 latent 向量中，在 Decode 阶段只缓存压缩后的 latent，而不是完整的 K、V。据 DeepSeek-V2 论文披露，MLA 可将 KV Cache 压缩到传统 MHA 的 5%~10%，是 DeepSeek-V2/V3/R1 系列实现超长上下文与高并发服务的关键之一。</w:t>
+      </w:r>
+    </w:p>
+    <w:p>
+      <w:pPr>
+        <w:spacing w:line="312"/>
+        <w:ind w:firstLine="480"/>
+        <w:jc w:val="both"/>
+      </w:pPr>
+      <w:r>
+        <w:rPr>
+          <w:rFonts w:ascii="Calibri" w:eastAsia="Microsoft YaHei"/>
+          <w:color w:val="1A2B33"/>
+          <w:sz w:val="24"/>
+          <w:szCs w:val="24"/>
+        </w:rPr>
+        <w:t xml:space="preserve">MLA 与 GQA、MQA 的差异值得一提。GQA 让多个查询头共享同一组 KV 头，把 KV 头数从 H 压缩到 H/g；MQA 更激进，让所有查询头共享同一组 KV 头，KV 头数压到 1。MLA 则走另一条路：通过低秩压缩将 K、V 投影到 latent 空间，KV Cache 存储的是 latent 而非原始 K、V。MLA 的挑战在于需要重新设计注意力计算方式，并对训练与推理框架都进行适配——目前 vLLM、SGLang 等社区框架已相继支持 MLA，但需要确认目标框架的版本支持情况。</w:t>
+      </w:r>
+    </w:p>
+    <w:p>
+      <w:pPr>
+        <w:spacing w:line="312"/>
+        <w:ind w:firstLine="480"/>
+        <w:jc w:val="both"/>
+      </w:pPr>
+      <w:r>
+        <w:rPr>
+          <w:rFonts w:ascii="Calibri" w:eastAsia="Microsoft YaHei"/>
+          <w:color w:val="1A2B33"/>
+          <w:sz w:val="24"/>
+          <w:szCs w:val="24"/>
+        </w:rPr>
+        <w:t xml:space="preserve">对 Agent 与长上下文场景，MLA 的工程意义巨大。DeepSeek-R1 在 128K 上下文、FP8 KV 配合 MLA 的组合下，能在 H100 上支持数十并发而不 OOM——同样的硬件用标准 MHA 模型只能支持个位数并发。这就是"模型架构创新直接转化为推理系统产能"的最直白证据。</w:t>
+      </w:r>
+    </w:p>
+    <w:p>
+      <w:pPr>
+        <w:pStyle w:val="Heading2"/>
+        <w:keepNext/>
+        <w:spacing w:after="140" w:before="280" w:line="360" w:lineRule="atLeast"/>
+      </w:pPr>
+      <w:bookmarkStart w:id="100023" w:name="_Toc100023"/>
+      <w:r>
+        <w:rPr>
+          <w:rFonts w:ascii="Calibri" w:eastAsia="SimHei"/>
+          <w:b/>
+          <w:bCs/>
+          <w:color w:val="1B4A5C"/>
+          <w:sz w:val="28"/>
+          <w:szCs w:val="28"/>
+        </w:rPr>
+        <w:t xml:space="preserve">4.3 KV Cache 量化：从 FP16 到 FP8 再到 INT4</w:t>
+      </w:r>
+      <w:bookmarkEnd w:id="100023"/>
+    </w:p>
+    <w:p>
+      <w:pPr>
+        <w:spacing w:line="312"/>
+        <w:ind w:firstLine="480"/>
+        <w:jc w:val="both"/>
+      </w:pPr>
+      <w:r>
+        <w:rPr>
+          <w:rFonts w:ascii="Calibri" w:eastAsia="Microsoft YaHei"/>
+          <w:color w:val="1A2B33"/>
+          <w:sz w:val="24"/>
+          <w:szCs w:val="24"/>
+        </w:rPr>
+        <w:t xml:space="preserve">除了通过注意力变体从结构上压缩 KV Cache，还可以在数值层面进一步量化。KV Cache 量化的核心动机是：Decode 阶段处于带宽受限区，KV Cache 的访存量直接决定延迟与吞吐。把 KV Cache 从 FP16 压到 FP8，访存量减半、带宽需求减半，吞吐通常提升 30%~50%。常见做法包括四个层次。</w:t>
+      </w:r>
+    </w:p>
+    <w:p>
+      <w:pPr>
+        <w:spacing w:line="312"/>
+        <w:ind w:firstLine="480"/>
+        <w:jc w:val="both"/>
+      </w:pPr>
+      <w:r>
+        <w:rPr>
+          <w:rFonts w:ascii="Calibri" w:eastAsia="Microsoft YaHei"/>
+          <w:color w:val="1A2B33"/>
+          <w:sz w:val="24"/>
+          <w:szCs w:val="24"/>
+        </w:rPr>
+        <w:t xml:space="preserve">第一层是 FP8 KV Cache，在 H100/H200 上原生支持，将 KV Cache 从 FP16 压缩到 FP8，显存减半且精度损失极小，是当前生产首选。vLLM 通过 --kv-cache-dtype fp8 启用，TensorRT-LLM 通过 --kv_cache_dtype fp8 启用。建议 H100 及以上默认开启，几乎"免费"。第二层是 INT8/INT4 KV Cache，在非 Hopper 架构上可用 INT8 甚至 INT4 量化 KV Cache，配合逐通道缩放与异常值保护进一步压缩显存，但需要校准并评估长上下文下的精度衰减。第三层是 KV Cache 蒸馏，在训练或微调阶段让模型适应低精度 KV，可显著降低量化精度损失，适合对质量敏感的业务。第四层是低秩与聚合压缩，如 MLA 的 latent 压缩、H2O 等基于重要性的 token 淘汰，在超长上下文场景能将有效 KV 控制在线性甚至亚线性增长。</w:t>
+      </w:r>
+    </w:p>
+    <w:p>
+      <w:pPr>
+        <w:spacing w:line="312"/>
+        <w:ind w:firstLine="480"/>
+        <w:jc w:val="both"/>
+      </w:pPr>
+      <w:r>
+        <w:rPr>
+          <w:rFonts w:ascii="Calibri" w:eastAsia="Microsoft YaHei"/>
+          <w:color w:val="1A2B33"/>
+          <w:sz w:val="24"/>
+          <w:szCs w:val="24"/>
+        </w:rPr>
+        <w:t xml:space="preserve">激进压缩（INT4、token 淘汰）应限定在流式摘要、长文档问答等容忍一定信息丢失的场景。普通对话与工具调用业务，FP8 已经足矣。</w:t>
+      </w:r>
+    </w:p>
+    <w:p>
+      <w:pPr>
+        <w:pStyle w:val="Heading2"/>
+        <w:keepNext/>
+        <w:spacing w:after="140" w:before="280" w:line="360" w:lineRule="atLeast"/>
+      </w:pPr>
+      <w:bookmarkStart w:id="100024" w:name="_Toc100024"/>
+      <w:r>
+        <w:rPr>
+          <w:rFonts w:ascii="Calibri" w:eastAsia="SimHei"/>
+          <w:b/>
+          <w:bCs/>
+          <w:color w:val="1B4A5C"/>
+          <w:sz w:val="28"/>
+          <w:szCs w:val="28"/>
+        </w:rPr>
+        <w:t xml:space="preserve">4.4 StreamingLLM 与 Ring Attention：突破上下文长度限制</w:t>
+      </w:r>
+      <w:bookmarkEnd w:id="100024"/>
+    </w:p>
+    <w:p>
+      <w:pPr>
+        <w:spacing w:line="312"/>
+        <w:ind w:firstLine="480"/>
+        <w:jc w:val="both"/>
+      </w:pPr>
+      <w:r>
+        <w:rPr>
+          <w:rFonts w:ascii="Calibri" w:eastAsia="Microsoft YaHei"/>
+          <w:color w:val="1A2B33"/>
+          <w:sz w:val="24"/>
+          <w:szCs w:val="24"/>
+        </w:rPr>
+        <w:t xml:space="preserve">当序列长度达到 128K 甚至 1M 时，KV Cache 显存占用、attention 计算复杂度和 Prefill 时间都急剧上升。例如 70B 模型在 128K 上下文、FP16 精度下，单条请求的 KV Cache 可能超过 40 GB，远超单卡显存。StreamingLLM 与 Ring Attention 是两个代表性的应对方案。</w:t>
+      </w:r>
+    </w:p>
+    <w:p>
+      <w:pPr>
+        <w:spacing w:line="312"/>
+        <w:ind w:firstLine="480"/>
+        <w:jc w:val="both"/>
+      </w:pPr>
+      <w:r>
+        <w:rPr>
+          <w:rFonts w:ascii="Calibri" w:eastAsia="Microsoft YaHei"/>
+          <w:color w:val="1A2B33"/>
+          <w:sz w:val="24"/>
+          <w:szCs w:val="24"/>
+        </w:rPr>
+        <w:t xml:space="preserve">StreamingLLM 观察到 Transformer 的"注意力沉没"（attention sink）现象：模型对序列初始的几个 token（尤其是第一个 token）有很强的注意力。基于这一观察，StreamingLLM 只保留初始 sink token 和最近若干 token 的 KV Cache，丢弃中间 token，从而支持"无限长"生成。其代价是会丢失中间上下文的细粒度信息，因此适合流式对话、摘要等场景，不适合需要精确回忆全文的任务。</w:t>
+      </w:r>
+    </w:p>
+    <w:p>
+      <w:pPr>
+        <w:spacing w:line="312"/>
+        <w:ind w:firstLine="480"/>
+        <w:jc w:val="both"/>
+      </w:pPr>
+      <w:r>
+        <w:rPr>
+          <w:rFonts w:ascii="Calibri" w:eastAsia="Microsoft YaHei"/>
+          <w:color w:val="1A2B33"/>
+          <w:sz w:val="24"/>
+          <w:szCs w:val="24"/>
+        </w:rPr>
+        <w:t xml:space="preserve">Ring Attention 将长序列沿 token 维度切分到多个计算设备，每个设备只计算一部分 attention，并通过环形通信交换 K、V 块。这种方法将显存和计算压力分散到多个设备，但通信开销较大，适合超大规模集群。与张量并行（按头切分）不同，序列并行按 token 切分，能在不增加单层计算量的情况下扩展上下文长度，是训练与超长推理的关键技术。</w:t>
+      </w:r>
+    </w:p>
+    <w:p>
+      <w:pPr>
+        <w:spacing w:line="312"/>
+        <w:ind w:firstLine="480"/>
+        <w:jc w:val="both"/>
+      </w:pPr>
+      <w:r>
+        <w:rPr>
+          <w:rFonts w:ascii="Calibri" w:eastAsia="Microsoft YaHei"/>
+          <w:color w:val="1A2B33"/>
+          <w:sz w:val="24"/>
+          <w:szCs w:val="24"/>
+        </w:rPr>
+        <w:t xml:space="preserve">对 Agent 工程而言，128K~1M 上下文的本地支持越来越普遍，但成本极高。落地建议是先用位置编码外推（RoPE、ALiBi、YaRN 等技术）扩展模型的上下文窗口，再配合 KV Cache 量化（FP8）、MLA 等压缩手段，最后才考虑 Ring Attention 等分布式方案。盲目启用超长上下文会带来显著的成本上升——业务侧应该根据实际需要选择合适的上下文长度，而不是越大越好。</w:t>
+      </w:r>
+    </w:p>
+    <w:p>
+      <w:pPr>
+        <w:spacing w:line="312"/>
+        <w:ind w:firstLine="480"/>
+        <w:jc w:val="both"/>
+      </w:pPr>
+      <w:r>
+        <w:rPr>
+          <w:rFonts w:ascii="Calibri" w:eastAsia="Microsoft YaHei"/>
+          <w:color w:val="1A2B33"/>
+          <w:sz w:val="24"/>
+          <w:szCs w:val="24"/>
+        </w:rPr>
+        <w:t xml:space="preserve">位置编码外推本身也有工程取舍。RoPE（Rotary Position Embedding）通过旋转矩阵给每个位置编码，是当前主流模型的事实标准；其外推技术包括线性缩放（按比例放大位置编码）、NTK-aware 缩放（按非线性方式放大基频）、YaRN（结合长度缩放与注意力温度调节）等。Llama-3.1 原生支持 128K、Qwen2 长上下文版支持更长窗口——优先选择官方支持的上下文长度档位，可以避免外推带来的精度损失。如果必须外推，建议在业务测试集上对比外推前后的精度，必要时回退到原生档位。</w:t>
+      </w:r>
+    </w:p>
+    <w:p>
+      <w:pPr>
+        <w:pStyle w:val="Heading2"/>
+        <w:keepNext/>
+        <w:spacing w:after="140" w:before="280" w:line="360" w:lineRule="atLeast"/>
+      </w:pPr>
+      <w:bookmarkStart w:id="100025" w:name="_Toc100025"/>
+      <w:r>
+        <w:rPr>
+          <w:rFonts w:ascii="Calibri" w:eastAsia="SimHei"/>
+          <w:b/>
+          <w:bCs/>
+          <w:color w:val="1B4A5C"/>
+          <w:sz w:val="28"/>
+          <w:szCs w:val="28"/>
+        </w:rPr>
+        <w:t xml:space="preserve">4.5 PD 分离：把 Prefill 与 Decode 分开部署</w:t>
+      </w:r>
+      <w:bookmarkEnd w:id="100025"/>
+    </w:p>
+    <w:p>
+      <w:pPr>
+        <w:spacing w:line="312"/>
+        <w:ind w:firstLine="480"/>
+        <w:jc w:val="both"/>
+      </w:pPr>
+      <w:r>
+        <w:rPr>
+          <w:rFonts w:ascii="Calibri" w:eastAsia="Microsoft YaHei"/>
+          <w:color w:val="1A2B33"/>
+          <w:sz w:val="24"/>
+          <w:szCs w:val="24"/>
+        </w:rPr>
+        <w:t xml:space="preserve">Prefill 阶段计算密集、Decode 阶段访存密集；两者在算力-带宽需求、batch 特性、KV Cache 生命周期上差异巨大，混部时互相干扰——长 Prefill 会阻塞 Decode 导致 TPOT 抖动，大 batch Decode 又会拖慢新请求的 TTFT。Prefill/Decode 分离（PD 分离，Disaggregated Serving）将两个阶段部署到不同 GPU 集群各自优化：Prefill 集群追求高算力利用率，Decode 集群追求高带宽与大并发。</w:t>
+      </w:r>
+    </w:p>
+    <w:p>
+      <w:pPr>
+        <w:spacing w:line="312"/>
+        <w:ind w:firstLine="480"/>
+        <w:jc w:val="both"/>
+      </w:pPr>
+      <w:r>
+        <w:rPr>
+          <w:rFonts w:ascii="Calibri" w:eastAsia="Microsoft YaHei"/>
+          <w:color w:val="1A2B33"/>
+          <w:sz w:val="24"/>
+          <w:szCs w:val="24"/>
+        </w:rPr>
+        <w:t xml:space="preserve">代表工作包括 Splitwise（arXiv 2024，最早系统化分离 Prefill/Decode）、DistServe（区分两阶段的服务系统）、Mooncake（以 KV Cache 为中心的分离式架构）。其关键工程挑战在于 KV Cache 的跨节点迁移：Prefill 产出的 KV Cache 需高效传输到 Decode 节点，常用 RDMA、GPU Direct、或共享内存池；调度器需根据 TTFT/TBT SLA 与集群负载动态分配两阶段资源。</w:t>
+      </w:r>
+    </w:p>
+    <w:p>
+      <w:pPr>
+        <w:spacing w:line="312"/>
+        <w:ind w:firstLine="480"/>
+        <w:jc w:val="both"/>
+      </w:pPr>
+      <w:r>
+        <w:rPr>
+          <w:rFonts w:ascii="Calibri" w:eastAsia="Microsoft YaHei"/>
+          <w:color w:val="1A2B33"/>
+          <w:sz w:val="24"/>
+          <w:szCs w:val="24"/>
+        </w:rPr>
+        <w:t xml:space="preserve">落地建议：长上下文、高并发、对 TTFT 与 TBT 同时敏感的业务（如代码助手、长文档问答）收益最大；中小规模、请求稀疏的场景分离后通信与调度开销可能抵消收益，可先用 vLLM Chunked Prefill 等单机方案验证，再考虑集群级 PD 分离。本节是"进阶技术"的最后一节，从投机解码到 PD 分离，这些技术的共同特点是：在大规模生产场景下才能体现出全部价值，小流量自测时常常看不出收益。</w:t>
+      </w:r>
+    </w:p>
+    <w:p>
+      <w:pPr>
+        <w:spacing w:line="312"/>
+        <w:ind w:firstLine="480"/>
+        <w:jc w:val="both"/>
+      </w:pPr>
+      <w:r>
+        <w:rPr>
+          <w:rFonts w:ascii="Calibri" w:eastAsia="Microsoft YaHei"/>
+          <w:color w:val="1A2B33"/>
+          <w:sz w:val="24"/>
+          <w:szCs w:val="24"/>
+        </w:rPr>
+        <w:t xml:space="preserve">集群级 KV Cache 调度是 PD 分离之后的下一代演进方向。当服务规模扩展到多实例、多节点时，单机的 PagedAttention / RadixAttention 已不够。Mooncake、Preble、Splitwise 等工作尝试在集群层面全局调度 KV Cache，实现跨实例、跨节点的缓存复用与迁移。核心思路是把 KV Cache 视为可寻址、可迁移的一等资源：缓存命中时直接复用，未命中时按成本决策"重算 Prefill"还是"从远端拉取"。这对调度器、网络与存储子系统都提出更高要求，是 2024~2026 年推理系统最重要的演进方向之一——可以预见，未来两年 Agent 服务的"集群级缓存复用"将成为头部团队的核心竞争力。</w:t>
+      </w:r>
+    </w:p>
+    <w:p>
+      <w:pPr>
+        <w:pStyle w:val="Heading1"/>
+        <w:keepNext/>
+        <w:pageBreakBefore/>
+        <w:spacing w:after="200" w:before="360" w:line="400" w:lineRule="atLeast"/>
+      </w:pPr>
+      <w:bookmarkStart w:id="100026" w:name="_Toc100026"/>
+      <w:r>
+        <w:rPr>
+          <w:rFonts w:ascii="Calibri" w:eastAsia="SimHei"/>
+          <w:b/>
+          <w:bCs/>
+          <w:color w:val="16324A"/>
+          <w:sz w:val="32"/>
+          <w:szCs w:val="32"/>
+        </w:rPr>
+        <w:t xml:space="preserve">第五章 引擎选型与部署实战</w:t>
+      </w:r>
+      <w:bookmarkEnd w:id="100026"/>
+    </w:p>
+    <w:p>
+      <w:pPr>
+        <w:pStyle w:val="Heading2"/>
+        <w:keepNext/>
+        <w:spacing w:after="140" w:before="280" w:line="360" w:lineRule="atLeast"/>
+      </w:pPr>
+      <w:bookmarkStart w:id="100027" w:name="_Toc100027"/>
+      <w:r>
+        <w:rPr>
+          <w:rFonts w:ascii="Calibri" w:eastAsia="SimHei"/>
+          <w:b/>
+          <w:bCs/>
+          <w:color w:val="1B4A5C"/>
+          <w:sz w:val="28"/>
+          <w:szCs w:val="28"/>
+        </w:rPr>
+        <w:t xml:space="preserve">5.1 四大引擎定位对比</w:t>
+      </w:r>
+      <w:bookmarkEnd w:id="100027"/>
+    </w:p>
+    <w:p>
+      <w:pPr>
+        <w:spacing w:line="312"/>
+        <w:ind w:firstLine="480"/>
+        <w:jc w:val="both"/>
+      </w:pPr>
+      <w:r>
+        <w:rPr>
+          <w:rFonts w:ascii="Calibri" w:eastAsia="Microsoft YaHei"/>
+          <w:color w:val="1A2B33"/>
+          <w:sz w:val="24"/>
+          <w:szCs w:val="24"/>
+        </w:rPr>
+        <w:t xml:space="preserve">经过前四章的原理与优化技术铺垫，现在可以把四款主流引擎放到一起比较。图5-1 用分层图把各自的定位与特长一眼铺开。vLLM 是通用开源推理引擎，PagedAttention + Continuous Batching 已是事实标准，HF 模型覆盖最广、易用性最高，是"快速验证 + 通用服务"的首选起点。TensorRT-LLM 是 NVIDIA 原生编译引擎，FP8 + In-flight Batching 把峰值吞吐与延迟推到极限，通常比 vLLM 领先 15%~30%，但需要编译、换模型换 GPU 要重编，适合稳定模型的生产部署。NVIDIA Triton 是多模型统一服务化平台，Ensemble 与 BLS 编排把 TensorRT-LLM、vLLM、PyTorch 等后端统一托管，是 RAG、Agent 等多模型流水线的推荐编排平台。SGLang 面向结构化生成与多轮对话，RadixAttention 在共享前缀场景实现 token 级复用，对 Agent 多轮对话与结构化输出价值极高。Ollama / llama.cpp 是本地推理利器，一键启动 GGUF 模型，适合开发测试与端侧小模型部署。</w:t>
+      </w:r>
+    </w:p>
+    <w:p>
+      <w:pPr>
+        <w:keepNext/>
+        <w:spacing w:after="40" w:before="160"/>
+        <w:jc w:val="center"/>
+      </w:pPr>
+      <w:r>
+        <w:drawing>
+          <wp:inline distT="0" distB="0" distL="0" distR="0">
+            <wp:extent cx="5486400" cy="3295650"/>
+            <wp:effectExtent t="0" r="0" b="0" l="0"/>
+            <wp:docPr id="1" name="" descr="" title=""/>
+            <wp:cNvGraphicFramePr>
+              <a:graphicFrameLocks xmlns:a="http://schemas.openxmlformats.org/drawingml/2006/main" noChangeAspect="1"/>
+            </wp:cNvGraphicFramePr>
+            <a:graphic xmlns:a="http://schemas.openxmlformats.org/drawingml/2006/main">
+              <a:graphicData uri="http://schemas.openxmlformats.org/drawingml/2006/picture">
+                <pic:pic xmlns:pic="http://schemas.openxmlformats.org/drawingml/2006/picture">
+                  <pic:nvPicPr>
+                    <pic:cNvPr id="0" name="" descr=""/>
+                    <pic:cNvPicPr>
+                      <a:picLocks noChangeAspect="1" noChangeArrowheads="1"/>
+                    </pic:cNvPicPr>
+                  </pic:nvPicPr>
+                  <pic:blipFill>
+                    <a:blip r:embed="rId16" cstate="none"/>
+                    <a:srcRect/>
+                    <a:stretch>
+                      <a:fillRect/>
+                    </a:stretch>
+                  </pic:blipFill>
+                  <pic:spPr bwMode="auto">
+                    <a:xfrm>
+                      <a:off x="0" y="0"/>
+                      <a:ext cx="5486400" cy="3295650"/>
+                    </a:xfrm>
+                    <a:prstGeom prst="rect">
+                      <a:avLst/>
+                    </a:prstGeom>
+                  </pic:spPr>
+                </pic:pic>
+              </a:graphicData>
+            </a:graphic>
+          </wp:inline>
+        </w:drawing>
+      </w:r>
+    </w:p>
+    <w:p>
+      <w:pPr>
+        <w:keepNext w:val="false"/>
+        <w:spacing w:after="200" w:before="60" w:line="312"/>
+        <w:jc w:val="center"/>
+      </w:pPr>
+      <w:r>
+        <w:rPr>
+          <w:rFonts w:ascii="Calibri" w:eastAsia="Microsoft YaHei"/>
+          <w:b/>
+          <w:bCs/>
+          <w:color w:val="5A6B76"/>
+          <w:sz w:val="21"/>
+          <w:szCs w:val="21"/>
+        </w:rPr>
         <w:t xml:space="preserve">图5-1 主流推理服务引擎定位与选型速览</w:t>
       </w:r>
     </w:p>
@@ -9266,7 +9347,7 @@
                     </pic:cNvPicPr>
                   </pic:nvPicPr>
                   <pic:blipFill>
-                    <a:blip r:embed="rId16" cstate="none"/>
+                    <a:blip r:embed="rId17" cstate="none"/>
                     <a:srcRect/>
                     <a:stretch>
                       <a:fillRect/>

--- a/downloads/卷05 引擎篇：推理服务与性能优化.docx
+++ b/downloads/卷05 引擎篇：推理服务与性能优化.docx
@@ -2299,7 +2299,7 @@
               <w:rPr>
                 <w:rStyle w:val="Hyperlink"/>
               </w:rPr>
-              <w:t>思考与练习</w:t>
+              <w:t>本卷实战实验室</w:t>
             </w:r>
             <w:r>
               <w:tab/>
@@ -2315,6 +2315,78 @@
             </w:r>
             <w:r>
               <w:t>40</w:t>
+            </w:r>
+            <w:r>
+              <w:fldChar w:fldCharType="end"/>
+            </w:r>
+          </w:hyperlink>
+        </w:p>
+        <w:p>
+          <w:pPr>
+            <w:pStyle w:val="11"/>
+            <w:ind w:left="360"/>
+            <w:tabs>
+              <w:tab w:val="right" w:leader="dot" w:pos="9026"/>
+            </w:tabs>
+            <w:spacing w:before="120" w:after="60"/>
+          </w:pPr>
+          <w:hyperlink w:anchor="_Toc100050" w:history="1">
+            <w:r>
+              <w:rPr>
+                <w:rStyle w:val="Hyperlink"/>
+              </w:rPr>
+              <w:t>实验 1：十分钟部署本地推理服务（20 分钟）</w:t>
+            </w:r>
+            <w:r>
+              <w:tab/>
+            </w:r>
+            <w:r>
+              <w:fldChar w:fldCharType="begin"/>
+            </w:r>
+            <w:r>
+              <w:instrText xml:space="preserve"> PAGEREF _Toc100050 \h </w:instrText>
+            </w:r>
+            <w:r>
+              <w:fldChar w:fldCharType="separate"/>
+            </w:r>
+            <w:r>
+              <w:t>40</w:t>
+            </w:r>
+            <w:r>
+              <w:fldChar w:fldCharType="end"/>
+            </w:r>
+          </w:hyperlink>
+        </w:p>
+        <w:p>
+          <w:pPr>
+            <w:pStyle w:val="11"/>
+            <w:ind w:left="360"/>
+            <w:tabs>
+              <w:tab w:val="right" w:leader="dot" w:pos="9026"/>
+            </w:tabs>
+            <w:spacing w:before="120" w:after="60"/>
+          </w:pPr>
+          <w:hyperlink w:anchor="_Toc100051" w:history="1">
+            <w:r>
+              <w:rPr>
+                <w:rStyle w:val="Hyperlink"/>
+              </w:rPr>
+              <w:t>实验 2：测出你机器的延迟曲线（40 分钟）</w:t>
+            </w:r>
+            <w:r>
+              <w:tab/>
+            </w:r>
+            <w:r>
+              <w:fldChar w:fldCharType="begin"/>
+            </w:r>
+            <w:r>
+              <w:instrText xml:space="preserve"> PAGEREF _Toc100051 \h </w:instrText>
+            </w:r>
+            <w:r>
+              <w:fldChar w:fldCharType="separate"/>
+            </w:r>
+            <w:r>
+              <w:t>41</w:t>
             </w:r>
             <w:r>
               <w:fldChar w:fldCharType="end"/>
@@ -2329,11 +2401,441 @@
             </w:tabs>
             <w:spacing w:before="120" w:after="60"/>
           </w:pPr>
-          <w:hyperlink w:anchor="_Toc100050" w:history="1">
+          <w:hyperlink w:anchor="_Toc100052" w:history="1">
             <w:r>
               <w:rPr>
                 <w:rStyle w:val="Hyperlink"/>
               </w:rPr>
+              <w:t>思考与练习</w:t>
+            </w:r>
+            <w:r>
+              <w:tab/>
+            </w:r>
+            <w:r>
+              <w:fldChar w:fldCharType="begin"/>
+            </w:r>
+            <w:r>
+              <w:instrText xml:space="preserve"> PAGEREF _Toc100052 \h </w:instrText>
+            </w:r>
+            <w:r>
+              <w:fldChar w:fldCharType="separate"/>
+            </w:r>
+            <w:r>
+              <w:t>42</w:t>
+            </w:r>
+            <w:r>
+              <w:fldChar w:fldCharType="end"/>
+            </w:r>
+          </w:hyperlink>
+        </w:p>
+        <w:p>
+          <w:pPr>
+            <w:pStyle w:val="9"/>
+            <w:tabs>
+              <w:tab w:val="right" w:leader="dot" w:pos="9026"/>
+            </w:tabs>
+            <w:spacing w:before="120" w:after="60"/>
+          </w:pPr>
+          <w:hyperlink w:anchor="_Toc100053" w:history="1">
+            <w:r>
+              <w:rPr>
+                <w:rStyle w:val="Hyperlink"/>
+              </w:rPr>
+              <w:t>面试题精选（附参考答案）</w:t>
+            </w:r>
+            <w:r>
+              <w:tab/>
+            </w:r>
+            <w:r>
+              <w:fldChar w:fldCharType="begin"/>
+            </w:r>
+            <w:r>
+              <w:instrText xml:space="preserve"> PAGEREF _Toc100053 \h </w:instrText>
+            </w:r>
+            <w:r>
+              <w:fldChar w:fldCharType="separate"/>
+            </w:r>
+            <w:r>
+              <w:t>43</w:t>
+            </w:r>
+            <w:r>
+              <w:fldChar w:fldCharType="end"/>
+            </w:r>
+          </w:hyperlink>
+        </w:p>
+        <w:p>
+          <w:pPr>
+            <w:pStyle w:val="11"/>
+            <w:ind w:left="360"/>
+            <w:tabs>
+              <w:tab w:val="right" w:leader="dot" w:pos="9026"/>
+            </w:tabs>
+            <w:spacing w:before="120" w:after="60"/>
+          </w:pPr>
+          <w:hyperlink w:anchor="_Toc100054" w:history="1">
+            <w:r>
+              <w:rPr>
+                <w:rStyle w:val="Hyperlink"/>
+              </w:rPr>
+              <w:t>题1　KV Cache 为什么会成为推理显存的瓶颈？</w:t>
+            </w:r>
+            <w:r>
+              <w:tab/>
+            </w:r>
+            <w:r>
+              <w:fldChar w:fldCharType="begin"/>
+            </w:r>
+            <w:r>
+              <w:instrText xml:space="preserve"> PAGEREF _Toc100054 \h </w:instrText>
+            </w:r>
+            <w:r>
+              <w:fldChar w:fldCharType="separate"/>
+            </w:r>
+            <w:r>
+              <w:t>43</w:t>
+            </w:r>
+            <w:r>
+              <w:fldChar w:fldCharType="end"/>
+            </w:r>
+          </w:hyperlink>
+        </w:p>
+        <w:p>
+          <w:pPr>
+            <w:pStyle w:val="11"/>
+            <w:ind w:left="360"/>
+            <w:tabs>
+              <w:tab w:val="right" w:leader="dot" w:pos="9026"/>
+            </w:tabs>
+            <w:spacing w:before="120" w:after="60"/>
+          </w:pPr>
+          <w:hyperlink w:anchor="_Toc100055" w:history="1">
+            <w:r>
+              <w:rPr>
+                <w:rStyle w:val="Hyperlink"/>
+              </w:rPr>
+              <w:t>题2　Prefill 与 Decode 阶段的性能瓶颈有何不同？</w:t>
+            </w:r>
+            <w:r>
+              <w:tab/>
+            </w:r>
+            <w:r>
+              <w:fldChar w:fldCharType="begin"/>
+            </w:r>
+            <w:r>
+              <w:instrText xml:space="preserve"> PAGEREF _Toc100055 \h </w:instrText>
+            </w:r>
+            <w:r>
+              <w:fldChar w:fldCharType="separate"/>
+            </w:r>
+            <w:r>
+              <w:t>44</w:t>
+            </w:r>
+            <w:r>
+              <w:fldChar w:fldCharType="end"/>
+            </w:r>
+          </w:hyperlink>
+        </w:p>
+        <w:p>
+          <w:pPr>
+            <w:pStyle w:val="11"/>
+            <w:ind w:left="360"/>
+            <w:tabs>
+              <w:tab w:val="right" w:leader="dot" w:pos="9026"/>
+            </w:tabs>
+            <w:spacing w:before="120" w:after="60"/>
+          </w:pPr>
+          <w:hyperlink w:anchor="_Toc100056" w:history="1">
+            <w:r>
+              <w:rPr>
+                <w:rStyle w:val="Hyperlink"/>
+              </w:rPr>
+              <w:t>题3　什么是内存墙？为什么增大 batch 能提升吞吐？</w:t>
+            </w:r>
+            <w:r>
+              <w:tab/>
+            </w:r>
+            <w:r>
+              <w:fldChar w:fldCharType="begin"/>
+            </w:r>
+            <w:r>
+              <w:instrText xml:space="preserve"> PAGEREF _Toc100056 \h </w:instrText>
+            </w:r>
+            <w:r>
+              <w:fldChar w:fldCharType="separate"/>
+            </w:r>
+            <w:r>
+              <w:t>45</w:t>
+            </w:r>
+            <w:r>
+              <w:fldChar w:fldCharType="end"/>
+            </w:r>
+          </w:hyperlink>
+        </w:p>
+        <w:p>
+          <w:pPr>
+            <w:pStyle w:val="11"/>
+            <w:ind w:left="360"/>
+            <w:tabs>
+              <w:tab w:val="right" w:leader="dot" w:pos="9026"/>
+            </w:tabs>
+            <w:spacing w:before="120" w:after="60"/>
+          </w:pPr>
+          <w:hyperlink w:anchor="_Toc100057" w:history="1">
+            <w:r>
+              <w:rPr>
+                <w:rStyle w:val="Hyperlink"/>
+              </w:rPr>
+              <w:t>题4　PagedAttention 的核心思想是什么？</w:t>
+            </w:r>
+            <w:r>
+              <w:tab/>
+            </w:r>
+            <w:r>
+              <w:fldChar w:fldCharType="begin"/>
+            </w:r>
+            <w:r>
+              <w:instrText xml:space="preserve"> PAGEREF _Toc100057 \h </w:instrText>
+            </w:r>
+            <w:r>
+              <w:fldChar w:fldCharType="separate"/>
+            </w:r>
+            <w:r>
+              <w:t>45</w:t>
+            </w:r>
+            <w:r>
+              <w:fldChar w:fldCharType="end"/>
+            </w:r>
+          </w:hyperlink>
+        </w:p>
+        <w:p>
+          <w:pPr>
+            <w:pStyle w:val="11"/>
+            <w:ind w:left="360"/>
+            <w:tabs>
+              <w:tab w:val="right" w:leader="dot" w:pos="9026"/>
+            </w:tabs>
+            <w:spacing w:before="120" w:after="60"/>
+          </w:pPr>
+          <w:hyperlink w:anchor="_Toc100058" w:history="1">
+            <w:r>
+              <w:rPr>
+                <w:rStyle w:val="Hyperlink"/>
+              </w:rPr>
+              <w:t>题5　Continuous Batching 与静态批处理的根本区别？</w:t>
+            </w:r>
+            <w:r>
+              <w:tab/>
+            </w:r>
+            <w:r>
+              <w:fldChar w:fldCharType="begin"/>
+            </w:r>
+            <w:r>
+              <w:instrText xml:space="preserve"> PAGEREF _Toc100058 \h </w:instrText>
+            </w:r>
+            <w:r>
+              <w:fldChar w:fldCharType="separate"/>
+            </w:r>
+            <w:r>
+              <w:t>46</w:t>
+            </w:r>
+            <w:r>
+              <w:fldChar w:fldCharType="end"/>
+            </w:r>
+          </w:hyperlink>
+        </w:p>
+        <w:p>
+          <w:pPr>
+            <w:pStyle w:val="11"/>
+            <w:ind w:left="360"/>
+            <w:tabs>
+              <w:tab w:val="right" w:leader="dot" w:pos="9026"/>
+            </w:tabs>
+            <w:spacing w:before="120" w:after="60"/>
+          </w:pPr>
+          <w:hyperlink w:anchor="_Toc100059" w:history="1">
+            <w:r>
+              <w:rPr>
+                <w:rStyle w:val="Hyperlink"/>
+              </w:rPr>
+              <w:t>题6　为什么 Agent 多轮对话离不开 Prefix Caching？</w:t>
+            </w:r>
+            <w:r>
+              <w:tab/>
+            </w:r>
+            <w:r>
+              <w:fldChar w:fldCharType="begin"/>
+            </w:r>
+            <w:r>
+              <w:instrText xml:space="preserve"> PAGEREF _Toc100059 \h </w:instrText>
+            </w:r>
+            <w:r>
+              <w:fldChar w:fldCharType="separate"/>
+            </w:r>
+            <w:r>
+              <w:t>47</w:t>
+            </w:r>
+            <w:r>
+              <w:fldChar w:fldCharType="end"/>
+            </w:r>
+          </w:hyperlink>
+        </w:p>
+        <w:p>
+          <w:pPr>
+            <w:pStyle w:val="11"/>
+            <w:ind w:left="360"/>
+            <w:tabs>
+              <w:tab w:val="right" w:leader="dot" w:pos="9026"/>
+            </w:tabs>
+            <w:spacing w:before="120" w:after="60"/>
+          </w:pPr>
+          <w:hyperlink w:anchor="_Toc100060" w:history="1">
+            <w:r>
+              <w:rPr>
+                <w:rStyle w:val="Hyperlink"/>
+              </w:rPr>
+              <w:t>题7　Chunked Prefill 解决什么问题？如何调参？</w:t>
+            </w:r>
+            <w:r>
+              <w:tab/>
+            </w:r>
+            <w:r>
+              <w:fldChar w:fldCharType="begin"/>
+            </w:r>
+            <w:r>
+              <w:instrText xml:space="preserve"> PAGEREF _Toc100060 \h </w:instrText>
+            </w:r>
+            <w:r>
+              <w:fldChar w:fldCharType="separate"/>
+            </w:r>
+            <w:r>
+              <w:t>47</w:t>
+            </w:r>
+            <w:r>
+              <w:fldChar w:fldCharType="end"/>
+            </w:r>
+          </w:hyperlink>
+        </w:p>
+        <w:p>
+          <w:pPr>
+            <w:pStyle w:val="11"/>
+            <w:ind w:left="360"/>
+            <w:tabs>
+              <w:tab w:val="right" w:leader="dot" w:pos="9026"/>
+            </w:tabs>
+            <w:spacing w:before="120" w:after="60"/>
+          </w:pPr>
+          <w:hyperlink w:anchor="_Toc100061" w:history="1">
+            <w:r>
+              <w:rPr>
+                <w:rStyle w:val="Hyperlink"/>
+              </w:rPr>
+              <w:t>题8　投机解码为什么能加速？适用什么场景？</w:t>
+            </w:r>
+            <w:r>
+              <w:tab/>
+            </w:r>
+            <w:r>
+              <w:fldChar w:fldCharType="begin"/>
+            </w:r>
+            <w:r>
+              <w:instrText xml:space="preserve"> PAGEREF _Toc100061 \h </w:instrText>
+            </w:r>
+            <w:r>
+              <w:fldChar w:fldCharType="separate"/>
+            </w:r>
+            <w:r>
+              <w:t>48</w:t>
+            </w:r>
+            <w:r>
+              <w:fldChar w:fldCharType="end"/>
+            </w:r>
+          </w:hyperlink>
+        </w:p>
+        <w:p>
+          <w:pPr>
+            <w:pStyle w:val="11"/>
+            <w:ind w:left="360"/>
+            <w:tabs>
+              <w:tab w:val="right" w:leader="dot" w:pos="9026"/>
+            </w:tabs>
+            <w:spacing w:before="120" w:after="60"/>
+          </w:pPr>
+          <w:hyperlink w:anchor="_Toc100062" w:history="1">
+            <w:r>
+              <w:rPr>
+                <w:rStyle w:val="Hyperlink"/>
+              </w:rPr>
+              <w:t>题9　PD 分离解决什么问题？工程难点在哪？</w:t>
+            </w:r>
+            <w:r>
+              <w:tab/>
+            </w:r>
+            <w:r>
+              <w:fldChar w:fldCharType="begin"/>
+            </w:r>
+            <w:r>
+              <w:instrText xml:space="preserve"> PAGEREF _Toc100062 \h </w:instrText>
+            </w:r>
+            <w:r>
+              <w:fldChar w:fldCharType="separate"/>
+            </w:r>
+            <w:r>
+              <w:t>48</w:t>
+            </w:r>
+            <w:r>
+              <w:fldChar w:fldCharType="end"/>
+            </w:r>
+          </w:hyperlink>
+        </w:p>
+        <w:p>
+          <w:pPr>
+            <w:pStyle w:val="11"/>
+            <w:ind w:left="360"/>
+            <w:tabs>
+              <w:tab w:val="right" w:leader="dot" w:pos="9026"/>
+            </w:tabs>
+            <w:spacing w:before="120" w:after="60"/>
+          </w:pPr>
+          <w:hyperlink w:anchor="_Toc100063" w:history="1">
+            <w:r>
+              <w:rPr>
+                <w:rStyle w:val="Hyperlink"/>
+              </w:rPr>
+              <w:t>题10　vLLM、TensorRT-LLM、SGLang 如何选型？</w:t>
+            </w:r>
+            <w:r>
+              <w:tab/>
+            </w:r>
+            <w:r>
+              <w:fldChar w:fldCharType="begin"/>
+            </w:r>
+            <w:r>
+              <w:instrText xml:space="preserve"> PAGEREF _Toc100063 \h </w:instrText>
+            </w:r>
+            <w:r>
+              <w:fldChar w:fldCharType="separate"/>
+            </w:r>
+            <w:r>
+              <w:t>49</w:t>
+            </w:r>
+            <w:r>
+              <w:fldChar w:fldCharType="end"/>
+            </w:r>
+          </w:hyperlink>
+        </w:p>
+        <w:p>
+          <w:pPr>
+            <w:pStyle w:val="9"/>
+            <w:tabs>
+              <w:tab w:val="right" w:leader="dot" w:pos="9026"/>
+            </w:tabs>
+            <w:spacing w:before="120" w:after="60"/>
+          </w:pPr>
+          <w:hyperlink w:anchor="_Toc100064" w:history="1">
+            <w:r>
+              <w:rPr>
+                <w:rStyle w:val="Hyperlink"/>
+              </w:rPr>
               <w:t>下一卷预告</w:t>
             </w:r>
             <w:r>
@@ -2343,13 +2845,13 @@
               <w:fldChar w:fldCharType="begin"/>
             </w:r>
             <w:r>
-              <w:instrText xml:space="preserve"> PAGEREF _Toc100050 \h </w:instrText>
+              <w:instrText xml:space="preserve"> PAGEREF _Toc100064 \h </w:instrText>
             </w:r>
             <w:r>
               <w:fldChar w:fldCharType="separate"/>
             </w:r>
             <w:r>
-              <w:t>41</w:t>
+              <w:t>50</w:t>
             </w:r>
             <w:r>
               <w:fldChar w:fldCharType="end"/>
@@ -12266,123 +12768,446 @@
           <w:sz w:val="32"/>
           <w:szCs w:val="32"/>
         </w:rPr>
-        <w:t xml:space="preserve">思考与练习</w:t>
+        <w:t xml:space="preserve">本卷实战实验室</w:t>
       </w:r>
       <w:bookmarkEnd w:id="100049"/>
     </w:p>
     <w:p>
       <w:pPr>
-        <w:pStyle w:val="ListParagraph"/>
-        <w:numPr>
-          <w:ilvl w:val="0"/>
-          <w:numId w:val="2"/>
-        </w:numPr>
-        <w:spacing w:line="312"/>
-      </w:pPr>
-      <w:r>
-        <w:rPr>
-          <w:rFonts w:ascii="Calibri" w:eastAsia="Microsoft YaHei"/>
-          <w:color w:val="1A2B33"/>
-          <w:sz w:val="24"/>
-          <w:szCs w:val="24"/>
-        </w:rPr>
-        <w:t xml:space="preserve">用第一章给出的 KV Cache 公式，分别估算 LLaMA-2-13B 与 LLaMA-2-70B（GQA 后）在 batch=32、平均序列 1024 token、BF16 精度下的总 KV Cache 显存。再计算单卡 A100 80GB 能否容纳这两个模型，并说明需要多少张 H100。</w:t>
-      </w:r>
-    </w:p>
-    <w:p>
-      <w:pPr>
-        <w:pStyle w:val="ListParagraph"/>
-        <w:numPr>
-          <w:ilvl w:val="0"/>
-          <w:numId w:val="2"/>
-        </w:numPr>
-        <w:spacing w:line="312"/>
-      </w:pPr>
-      <w:r>
-        <w:rPr>
-          <w:rFonts w:ascii="Calibri" w:eastAsia="Microsoft YaHei"/>
-          <w:color w:val="1A2B33"/>
-          <w:sz w:val="24"/>
-          <w:szCs w:val="24"/>
-        </w:rPr>
-        <w:t xml:space="preserve">假设你的 Agent 服务每天处理 100 万条请求，平均输入 512 token、输出 256 token。在 H100 上使用 FP8 TensorRT-LLM，峰值吞吐约 20000 token/s。请估算每日总 token 量、单卡每日能处理多少请求、需几张 H100 才能承载峰值流量。</w:t>
-      </w:r>
-    </w:p>
-    <w:p>
-      <w:pPr>
-        <w:pStyle w:val="ListParagraph"/>
-        <w:numPr>
-          <w:ilvl w:val="0"/>
-          <w:numId w:val="2"/>
-        </w:numPr>
-        <w:spacing w:line="312"/>
-      </w:pPr>
-      <w:r>
-        <w:rPr>
-          <w:rFonts w:ascii="Calibri" w:eastAsia="Microsoft YaHei"/>
-          <w:color w:val="1A2B33"/>
-          <w:sz w:val="24"/>
-          <w:szCs w:val="24"/>
-        </w:rPr>
-        <w:t xml:space="preserve">PagedAttention 与传统连续预分配相比，主要解决了哪两个工程问题？它的代价（自定义 CUDA kernel、block size 选择）如何在生产中平衡？试举例说明 Copy-on-Write 在 Beam Search 中的应用。</w:t>
-      </w:r>
-    </w:p>
-    <w:p>
-      <w:pPr>
-        <w:pStyle w:val="ListParagraph"/>
-        <w:numPr>
-          <w:ilvl w:val="0"/>
-          <w:numId w:val="2"/>
-        </w:numPr>
-        <w:spacing w:line="312"/>
-      </w:pPr>
-      <w:r>
-        <w:rPr>
-          <w:rFonts w:ascii="Calibri" w:eastAsia="Microsoft YaHei"/>
-          <w:color w:val="1A2B33"/>
-          <w:sz w:val="24"/>
-          <w:szCs w:val="24"/>
-        </w:rPr>
-        <w:t xml:space="preserve">Continuous Batching 与 Static Batching 在调度粒度上有什么本质区别？用"陪跑浪费"的概念解释为什么并发越高连续批处理的领先越大。Prefix Caching 在 Agent 多轮场景中为什么价值极高？请用具体数字估算。</w:t>
-      </w:r>
-    </w:p>
-    <w:p>
-      <w:pPr>
-        <w:pStyle w:val="ListParagraph"/>
-        <w:numPr>
-          <w:ilvl w:val="0"/>
-          <w:numId w:val="2"/>
-        </w:numPr>
-        <w:spacing w:line="312"/>
-      </w:pPr>
-      <w:r>
-        <w:rPr>
-          <w:rFonts w:ascii="Calibri" w:eastAsia="Microsoft YaHei"/>
-          <w:color w:val="1A2B33"/>
-          <w:sz w:val="24"/>
-          <w:szCs w:val="24"/>
-        </w:rPr>
-        <w:t xml:space="preserve">选型决策：某团队计划上线一个高并发的代码补全服务（用户期望 IDE 内 &lt; 200 ms 的补全延迟），模型候选 Llama-3-70B-Instruct 和 Qwen2.5-Coder-32B-Instruct，硬件候选 A100 80GB 和 H100 80GB。试用本章的框架给出推理引擎、量化方案、并发配置的推荐组合，并解释为什么。</w:t>
-      </w:r>
-    </w:p>
-    <w:p>
-      <w:pPr>
-        <w:pStyle w:val="ListParagraph"/>
-        <w:numPr>
-          <w:ilvl w:val="0"/>
-          <w:numId w:val="2"/>
-        </w:numPr>
-        <w:spacing w:line="312"/>
-      </w:pPr>
-      <w:r>
-        <w:rPr>
-          <w:rFonts w:ascii="Calibri" w:eastAsia="Microsoft YaHei"/>
-          <w:color w:val="1A2B33"/>
-          <w:sz w:val="24"/>
-          <w:szCs w:val="24"/>
-        </w:rPr>
-        <w:t xml:space="preserve">（延伸思考）观察一个真实的推理服务监控面板（例如 vLLM 的 Prometheus 端点），尝试解释当前 QPS、TTFT P99、KV Cache 命中率三项指标背后可能发生的工程现象。若三项指标同时恶化，请按本卷所学推断最可能的根因。</w:t>
-      </w:r>
+        <w:spacing w:line="312"/>
+        <w:ind w:firstLine="480"/>
+        <w:jc w:val="both"/>
+      </w:pPr>
+      <w:r>
+        <w:rPr>
+          <w:rFonts w:ascii="Calibri" w:eastAsia="Microsoft YaHei"/>
+          <w:color w:val="1A2B33"/>
+          <w:sz w:val="24"/>
+          <w:szCs w:val="24"/>
+        </w:rPr>
+        <w:t xml:space="preserve">本卷实验：亲手部署一个推理服务，并亲手测出它的脾气。总耗时约 60 分钟；实验 1 用 Ollama（最轻量），想做完整 vLLM 版按卷05 §6 展开。</w:t>
+      </w:r>
+    </w:p>
+    <w:p>
+      <w:pPr>
+        <w:pStyle w:val="Heading2"/>
+        <w:keepNext/>
+        <w:spacing w:after="140" w:before="280" w:line="360" w:lineRule="atLeast"/>
+      </w:pPr>
+      <w:bookmarkStart w:id="100050" w:name="_Toc100050"/>
+      <w:r>
+        <w:rPr>
+          <w:rFonts w:ascii="Calibri" w:eastAsia="SimHei"/>
+          <w:b/>
+          <w:bCs/>
+          <w:color w:val="1B4A5C"/>
+          <w:sz w:val="28"/>
+          <w:szCs w:val="28"/>
+        </w:rPr>
+        <w:t xml:space="preserve">实验 1：十分钟部署本地推理服务（20 分钟）</w:t>
+      </w:r>
+      <w:bookmarkEnd w:id="100050"/>
+    </w:p>
+    <w:p>
+      <w:pPr>
+        <w:pBdr>
+          <w:left w:val="single" w:color="8FA6AD" w:sz="10" w:space="8"/>
+        </w:pBdr>
+        <w:shd w:fill="F4F6F7" w:val="clear"/>
+        <w:spacing w:after="0" w:before="0" w:line="276" w:lineRule="atLeast"/>
+        <w:ind w:left="240"/>
+        <w:jc w:val="left"/>
+      </w:pPr>
+      <w:r>
+        <w:rPr>
+          <w:rFonts w:ascii="Courier New" w:cs="Courier New" w:eastAsia="Microsoft YaHei" w:hAnsi="Courier New"/>
+          <w:color w:val="24343C"/>
+          <w:sz w:val="18"/>
+          <w:szCs w:val="18"/>
+        </w:rPr>
+        <w:t xml:space="preserve">ollama pull qwen2.5:7b</w:t>
+      </w:r>
+    </w:p>
+    <w:p>
+      <w:pPr>
+        <w:pBdr>
+          <w:left w:val="single" w:color="8FA6AD" w:sz="10" w:space="8"/>
+        </w:pBdr>
+        <w:shd w:fill="F4F6F7" w:val="clear"/>
+        <w:spacing w:after="0" w:before="0" w:line="276" w:lineRule="atLeast"/>
+        <w:ind w:left="240"/>
+        <w:jc w:val="left"/>
+      </w:pPr>
+      <w:r>
+        <w:rPr>
+          <w:rFonts w:ascii="Courier New" w:cs="Courier New" w:eastAsia="Microsoft YaHei" w:hAnsi="Courier New"/>
+          <w:color w:val="24343C"/>
+          <w:sz w:val="18"/>
+          <w:szCs w:val="18"/>
+        </w:rPr>
+        <w:t xml:space="preserve">curl http://localhost:11434/v1/chat/completions -d '{</w:t>
+      </w:r>
+    </w:p>
+    <w:p>
+      <w:pPr>
+        <w:pBdr>
+          <w:left w:val="single" w:color="8FA6AD" w:sz="10" w:space="8"/>
+        </w:pBdr>
+        <w:shd w:fill="F4F6F7" w:val="clear"/>
+        <w:spacing w:after="0" w:before="0" w:line="276" w:lineRule="atLeast"/>
+        <w:ind w:left="240"/>
+        <w:jc w:val="left"/>
+      </w:pPr>
+      <w:r>
+        <w:rPr>
+          <w:rFonts w:ascii="Courier New" w:cs="Courier New" w:eastAsia="Microsoft YaHei" w:hAnsi="Courier New"/>
+          <w:color w:val="24343C"/>
+          <w:sz w:val="18"/>
+          <w:szCs w:val="18"/>
+        </w:rPr>
+        <w:t xml:space="preserve">  "model": "qwen2.5:7b",</w:t>
+      </w:r>
+    </w:p>
+    <w:p>
+      <w:pPr>
+        <w:pBdr>
+          <w:left w:val="single" w:color="8FA6AD" w:sz="10" w:space="8"/>
+        </w:pBdr>
+        <w:shd w:fill="F4F6F7" w:val="clear"/>
+        <w:spacing w:after="0" w:before="0" w:line="276" w:lineRule="atLeast"/>
+        <w:ind w:left="240"/>
+        <w:jc w:val="left"/>
+      </w:pPr>
+      <w:r>
+        <w:rPr>
+          <w:rFonts w:ascii="Courier New" w:cs="Courier New" w:eastAsia="Microsoft YaHei" w:hAnsi="Courier New"/>
+          <w:color w:val="24343C"/>
+          <w:sz w:val="18"/>
+          <w:szCs w:val="18"/>
+        </w:rPr>
+        <w:t xml:space="preserve">  "messages": [{"role":"user","content":"一句话介绍 KV Cache"}]</w:t>
+      </w:r>
+    </w:p>
+    <w:p>
+      <w:pPr>
+        <w:pBdr>
+          <w:left w:val="single" w:color="8FA6AD" w:sz="10" w:space="8"/>
+        </w:pBdr>
+        <w:shd w:fill="F4F6F7" w:val="clear"/>
+        <w:spacing w:after="0" w:before="0" w:line="276" w:lineRule="atLeast"/>
+        <w:ind w:left="240"/>
+        <w:jc w:val="left"/>
+      </w:pPr>
+      <w:r>
+        <w:rPr>
+          <w:rFonts w:ascii="Courier New" w:cs="Courier New" w:eastAsia="Microsoft YaHei" w:hAnsi="Courier New"/>
+          <w:color w:val="24343C"/>
+          <w:sz w:val="18"/>
+          <w:szCs w:val="18"/>
+        </w:rPr>
+        <w:t xml:space="preserve">}'</w:t>
+      </w:r>
+    </w:p>
+    <w:p>
+      <w:pPr>
+        <w:spacing w:line="312"/>
+        <w:ind w:firstLine="480"/>
+        <w:jc w:val="both"/>
+      </w:pPr>
+      <w:r>
+        <w:rPr>
+          <w:rFonts w:ascii="Calibri" w:eastAsia="Microsoft YaHei"/>
+          <w:color w:val="1A2B33"/>
+          <w:sz w:val="24"/>
+          <w:szCs w:val="24"/>
+        </w:rPr>
+        <w:t xml:space="preserve">验收标准：curl 返回 200 且内容合理；确认它兼容 OpenAI 协议——把卷01 实验的客户端 base_url 改到本地，代码零改动可用。</w:t>
+      </w:r>
+    </w:p>
+    <w:p>
+      <w:pPr>
+        <w:pStyle w:val="Heading2"/>
+        <w:keepNext/>
+        <w:spacing w:after="140" w:before="280" w:line="360" w:lineRule="atLeast"/>
+      </w:pPr>
+      <w:bookmarkStart w:id="100051" w:name="_Toc100051"/>
+      <w:r>
+        <w:rPr>
+          <w:rFonts w:ascii="Calibri" w:eastAsia="SimHei"/>
+          <w:b/>
+          <w:bCs/>
+          <w:color w:val="1B4A5C"/>
+          <w:sz w:val="28"/>
+          <w:szCs w:val="28"/>
+        </w:rPr>
+        <w:t xml:space="preserve">实验 2：测出你机器的延迟曲线（40 分钟）</w:t>
+      </w:r>
+      <w:bookmarkEnd w:id="100051"/>
+    </w:p>
+    <w:p>
+      <w:pPr>
+        <w:pBdr>
+          <w:left w:val="single" w:color="8FA6AD" w:sz="10" w:space="8"/>
+        </w:pBdr>
+        <w:shd w:fill="F4F6F7" w:val="clear"/>
+        <w:spacing w:after="0" w:before="0" w:line="276" w:lineRule="atLeast"/>
+        <w:ind w:left="240"/>
+        <w:jc w:val="left"/>
+      </w:pPr>
+      <w:r>
+        <w:rPr>
+          <w:rFonts w:ascii="Courier New" w:cs="Courier New" w:eastAsia="Microsoft YaHei" w:hAnsi="Courier New"/>
+          <w:color w:val="24343C"/>
+          <w:sz w:val="18"/>
+          <w:szCs w:val="18"/>
+        </w:rPr>
+        <w:t xml:space="preserve">import time, httpx                     # pip install httpx</w:t>
+      </w:r>
+    </w:p>
+    <w:p>
+      <w:pPr>
+        <w:pBdr>
+          <w:left w:val="single" w:color="8FA6AD" w:sz="10" w:space="8"/>
+        </w:pBdr>
+        <w:shd w:fill="F4F6F7" w:val="clear"/>
+        <w:spacing w:after="0" w:before="0" w:line="276" w:lineRule="atLeast"/>
+        <w:ind w:left="240"/>
+        <w:jc w:val="left"/>
+      </w:pPr>
+      <w:r>
+        <w:rPr>
+          <w:rFonts w:ascii="Courier New" w:cs="Courier New" w:eastAsia="Microsoft YaHei" w:hAnsi="Courier New"/>
+          <w:color w:val="24343C"/>
+          <w:sz w:val="18"/>
+          <w:szCs w:val="18"/>
+        </w:rPr>
+        <w:t xml:space="preserve">URL = "http://localhost:11434/v1/chat/completions"</w:t>
+      </w:r>
+    </w:p>
+    <w:p>
+      <w:pPr>
+        <w:pBdr>
+          <w:left w:val="single" w:color="8FA6AD" w:sz="10" w:space="8"/>
+        </w:pBdr>
+        <w:shd w:fill="F4F6F7" w:val="clear"/>
+        <w:spacing w:after="0" w:before="0" w:line="276" w:lineRule="atLeast"/>
+        <w:ind w:left="240"/>
+        <w:jc w:val="left"/>
+      </w:pPr>
+      <w:r>
+        <w:rPr>
+          <w:rFonts w:ascii="Courier New" w:cs="Courier New" w:eastAsia="Microsoft YaHei" w:hAnsi="Courier New"/>
+          <w:color w:val="24343C"/>
+          <w:sz w:val="18"/>
+          <w:szCs w:val="18"/>
+        </w:rPr>
+        <w:t xml:space="preserve">def once(n):</w:t>
+      </w:r>
+    </w:p>
+    <w:p>
+      <w:pPr>
+        <w:pBdr>
+          <w:left w:val="single" w:color="8FA6AD" w:sz="10" w:space="8"/>
+        </w:pBdr>
+        <w:shd w:fill="F4F6F7" w:val="clear"/>
+        <w:spacing w:after="0" w:before="0" w:line="276" w:lineRule="atLeast"/>
+        <w:ind w:left="240"/>
+        <w:jc w:val="left"/>
+      </w:pPr>
+      <w:r>
+        <w:rPr>
+          <w:rFonts w:ascii="Courier New" w:cs="Courier New" w:eastAsia="Microsoft YaHei" w:hAnsi="Courier New"/>
+          <w:color w:val="24343C"/>
+          <w:sz w:val="18"/>
+          <w:szCs w:val="18"/>
+        </w:rPr>
+        <w:t xml:space="preserve">    t0 = time.time()</w:t>
+      </w:r>
+    </w:p>
+    <w:p>
+      <w:pPr>
+        <w:pBdr>
+          <w:left w:val="single" w:color="8FA6AD" w:sz="10" w:space="8"/>
+        </w:pBdr>
+        <w:shd w:fill="F4F6F7" w:val="clear"/>
+        <w:spacing w:after="0" w:before="0" w:line="276" w:lineRule="atLeast"/>
+        <w:ind w:left="240"/>
+        <w:jc w:val="left"/>
+      </w:pPr>
+      <w:r>
+        <w:rPr>
+          <w:rFonts w:ascii="Courier New" w:cs="Courier New" w:eastAsia="Microsoft YaHei" w:hAnsi="Courier New"/>
+          <w:color w:val="24343C"/>
+          <w:sz w:val="18"/>
+          <w:szCs w:val="18"/>
+        </w:rPr>
+        <w:t xml:space="preserve">    httpx.post(URL, json={"model": "qwen2.5:7b", "stream": False,</w:t>
+      </w:r>
+    </w:p>
+    <w:p>
+      <w:pPr>
+        <w:pBdr>
+          <w:left w:val="single" w:color="8FA6AD" w:sz="10" w:space="8"/>
+        </w:pBdr>
+        <w:shd w:fill="F4F6F7" w:val="clear"/>
+        <w:spacing w:after="0" w:before="0" w:line="276" w:lineRule="atLeast"/>
+        <w:ind w:left="240"/>
+        <w:jc w:val="left"/>
+      </w:pPr>
+      <w:r>
+        <w:rPr>
+          <w:rFonts w:ascii="Courier New" w:cs="Courier New" w:eastAsia="Microsoft YaHei" w:hAnsi="Courier New"/>
+          <w:color w:val="24343C"/>
+          <w:sz w:val="18"/>
+          <w:szCs w:val="18"/>
+        </w:rPr>
+        <w:t xml:space="preserve">        "messages": [{"role": "user", "content": "词" * n}]}, timeout=300)</w:t>
+      </w:r>
+    </w:p>
+    <w:p>
+      <w:pPr>
+        <w:pBdr>
+          <w:left w:val="single" w:color="8FA6AD" w:sz="10" w:space="8"/>
+        </w:pBdr>
+        <w:shd w:fill="F4F6F7" w:val="clear"/>
+        <w:spacing w:after="0" w:before="0" w:line="276" w:lineRule="atLeast"/>
+        <w:ind w:left="240"/>
+        <w:jc w:val="left"/>
+      </w:pPr>
+      <w:r>
+        <w:rPr>
+          <w:rFonts w:ascii="Courier New" w:cs="Courier New" w:eastAsia="Microsoft YaHei" w:hAnsi="Courier New"/>
+          <w:color w:val="24343C"/>
+          <w:sz w:val="18"/>
+          <w:szCs w:val="18"/>
+        </w:rPr>
+        <w:t xml:space="preserve">    return time.time() - t0</w:t>
+      </w:r>
+    </w:p>
+    <w:p>
+      <w:pPr>
+        <w:pBdr>
+          <w:left w:val="single" w:color="8FA6AD" w:sz="10" w:space="8"/>
+        </w:pBdr>
+        <w:shd w:fill="F4F6F7" w:val="clear"/>
+        <w:spacing w:after="0" w:before="0" w:line="276" w:lineRule="atLeast"/>
+        <w:ind w:left="240"/>
+        <w:jc w:val="left"/>
+      </w:pPr>
+      <w:r>
+        <w:rPr>
+          <w:rFonts w:ascii="Courier New" w:cs="Courier New" w:eastAsia="Microsoft YaHei" w:hAnsi="Courier New"/>
+          <w:color w:val="24343C"/>
+          <w:sz w:val="18"/>
+          <w:szCs w:val="18"/>
+        </w:rPr>
+        <w:t xml:space="preserve">for n in (10, 512, 2048):</w:t>
+      </w:r>
+    </w:p>
+    <w:p>
+      <w:pPr>
+        <w:pBdr>
+          <w:left w:val="single" w:color="8FA6AD" w:sz="10" w:space="8"/>
+        </w:pBdr>
+        <w:shd w:fill="F4F6F7" w:val="clear"/>
+        <w:spacing w:after="0" w:before="0" w:line="276" w:lineRule="atLeast"/>
+        <w:ind w:left="240"/>
+        <w:jc w:val="left"/>
+      </w:pPr>
+      <w:r>
+        <w:rPr>
+          <w:rFonts w:ascii="Courier New" w:cs="Courier New" w:eastAsia="Microsoft YaHei" w:hAnsi="Courier New"/>
+          <w:color w:val="24343C"/>
+          <w:sz w:val="18"/>
+          <w:szCs w:val="18"/>
+        </w:rPr>
+        <w:t xml:space="preserve">    print(f"prompt={n:5d}  端到端 {once(n):.2f}s")</w:t>
+      </w:r>
+    </w:p>
+    <w:p>
+      <w:pPr>
+        <w:spacing w:line="312"/>
+        <w:ind w:firstLine="480"/>
+        <w:jc w:val="both"/>
+      </w:pPr>
+      <w:r>
+        <w:rPr>
+          <w:rFonts w:ascii="Calibri" w:eastAsia="Microsoft YaHei"/>
+          <w:color w:val="1A2B33"/>
+          <w:sz w:val="24"/>
+          <w:szCs w:val="24"/>
+        </w:rPr>
+        <w:t xml:space="preserve">验收标准：得到三条"输入长度-延迟"数据点，并解释为什么 2048 的输入比 10 慢得多（Prefill 阶段，卷05 §1）；把输出长度改大再测，观察每秒吐字数是否稳定（TPOT）。</w:t>
+      </w:r>
+    </w:p>
+    <w:tbl>
+      <w:tblPr>
+        <w:tblW w:type="dxa" w:w="8788"/>
+        <w:tblBorders>
+          <w:top w:val="single" w:color="C8DDE2" w:sz="4"/>
+          <w:left w:val="single" w:color="1B6B7A" w:sz="32"/>
+          <w:bottom w:val="single" w:color="C8DDE2" w:sz="4"/>
+          <w:right w:val="single" w:color="C8DDE2" w:sz="4"/>
+          <w:insideH w:val="none" w:color="FFFFFF" w:sz="0"/>
+          <w:insideV w:val="none" w:color="FFFFFF" w:sz="0"/>
+        </w:tblBorders>
+        <w:tblLayout w:type="fixed"/>
+      </w:tblPr>
+      <w:tblGrid>
+        <w:gridCol w:w="8788"/>
+      </w:tblGrid>
+      <w:tr>
+        <w:trPr>
+          <w:cantSplit/>
+        </w:trPr>
+        <w:tc>
+          <w:tcPr>
+            <w:shd w:fill="EEF5F7" w:val="clear"/>
+            <w:tcMar>
+              <w:top w:type="dxa" w:w="160"/>
+              <w:left w:type="dxa" w:w="240"/>
+              <w:bottom w:type="dxa" w:w="160"/>
+              <w:right w:type="dxa" w:w="200"/>
+            </w:tcMar>
+          </w:tcPr>
+          <w:p>
+            <w:pPr>
+              <w:spacing w:after="80" w:line="312"/>
+            </w:pPr>
+            <w:r>
+              <w:rPr>
+                <w:rFonts w:ascii="Calibri" w:eastAsia="SimHei"/>
+                <w:b/>
+                <w:bCs/>
+                <w:color w:val="1B6B7A"/>
+                <w:sz w:val="22"/>
+                <w:szCs w:val="22"/>
+              </w:rPr>
+              <w:t xml:space="preserve">◆ 常见翻车</w:t>
+            </w:r>
+          </w:p>
+          <w:p>
+            <w:pPr>
+              <w:spacing w:line="312"/>
+              <w:jc w:val="both"/>
+            </w:pPr>
+            <w:r>
+              <w:rPr>
+                <w:rFonts w:ascii="Calibri" w:eastAsia="Microsoft YaHei"/>
+                <w:color w:val="1A2B33"/>
+                <w:sz w:val="22"/>
+                <w:szCs w:val="22"/>
+              </w:rPr>
+              <w:t xml:space="preserve">显存不足时 Ollama 自动切 CPU，速度掉一个数量级——这不是 bug，是卷05"显存换时间"在你机器上的真实上演；换 1.5B/3B 模型再测即可。</w:t>
+            </w:r>
+          </w:p>
+        </w:tc>
+      </w:tr>
+    </w:tbl>
+    <w:p>
+      <w:pPr>
+        <w:spacing w:after="100"/>
+      </w:pPr>
     </w:p>
     <w:p>
       <w:pPr>
@@ -12390,7 +13215,7 @@
         <w:keepNext/>
         <w:spacing w:after="200" w:before="360" w:line="400" w:lineRule="atLeast"/>
       </w:pPr>
-      <w:bookmarkStart w:id="100050" w:name="_Toc100050"/>
+      <w:bookmarkStart w:id="100052" w:name="_Toc100052"/>
       <w:r>
         <w:rPr>
           <w:rFonts w:ascii="Calibri" w:eastAsia="SimHei"/>
@@ -12400,9 +13225,1128 @@
           <w:sz w:val="32"/>
           <w:szCs w:val="32"/>
         </w:rPr>
+        <w:t xml:space="preserve">思考与练习</w:t>
+      </w:r>
+      <w:bookmarkEnd w:id="100052"/>
+    </w:p>
+    <w:p>
+      <w:pPr>
+        <w:pStyle w:val="ListParagraph"/>
+        <w:numPr>
+          <w:ilvl w:val="0"/>
+          <w:numId w:val="2"/>
+        </w:numPr>
+        <w:spacing w:line="312"/>
+      </w:pPr>
+      <w:r>
+        <w:rPr>
+          <w:rFonts w:ascii="Calibri" w:eastAsia="Microsoft YaHei"/>
+          <w:color w:val="1A2B33"/>
+          <w:sz w:val="24"/>
+          <w:szCs w:val="24"/>
+        </w:rPr>
+        <w:t xml:space="preserve">用第一章给出的 KV Cache 公式，分别估算 LLaMA-2-13B 与 LLaMA-2-70B（GQA 后）在 batch=32、平均序列 1024 token、BF16 精度下的总 KV Cache 显存。再计算单卡 A100 80GB 能否容纳这两个模型，并说明需要多少张 H100。</w:t>
+      </w:r>
+    </w:p>
+    <w:p>
+      <w:pPr>
+        <w:pStyle w:val="ListParagraph"/>
+        <w:numPr>
+          <w:ilvl w:val="0"/>
+          <w:numId w:val="2"/>
+        </w:numPr>
+        <w:spacing w:line="312"/>
+      </w:pPr>
+      <w:r>
+        <w:rPr>
+          <w:rFonts w:ascii="Calibri" w:eastAsia="Microsoft YaHei"/>
+          <w:color w:val="1A2B33"/>
+          <w:sz w:val="24"/>
+          <w:szCs w:val="24"/>
+        </w:rPr>
+        <w:t xml:space="preserve">假设你的 Agent 服务每天处理 100 万条请求，平均输入 512 token、输出 256 token。在 H100 上使用 FP8 TensorRT-LLM，峰值吞吐约 20000 token/s。请估算每日总 token 量、单卡每日能处理多少请求、需几张 H100 才能承载峰值流量。</w:t>
+      </w:r>
+    </w:p>
+    <w:p>
+      <w:pPr>
+        <w:pStyle w:val="ListParagraph"/>
+        <w:numPr>
+          <w:ilvl w:val="0"/>
+          <w:numId w:val="2"/>
+        </w:numPr>
+        <w:spacing w:line="312"/>
+      </w:pPr>
+      <w:r>
+        <w:rPr>
+          <w:rFonts w:ascii="Calibri" w:eastAsia="Microsoft YaHei"/>
+          <w:color w:val="1A2B33"/>
+          <w:sz w:val="24"/>
+          <w:szCs w:val="24"/>
+        </w:rPr>
+        <w:t xml:space="preserve">PagedAttention 与传统连续预分配相比，主要解决了哪两个工程问题？它的代价（自定义 CUDA kernel、block size 选择）如何在生产中平衡？试举例说明 Copy-on-Write 在 Beam Search 中的应用。</w:t>
+      </w:r>
+    </w:p>
+    <w:p>
+      <w:pPr>
+        <w:pStyle w:val="ListParagraph"/>
+        <w:numPr>
+          <w:ilvl w:val="0"/>
+          <w:numId w:val="2"/>
+        </w:numPr>
+        <w:spacing w:line="312"/>
+      </w:pPr>
+      <w:r>
+        <w:rPr>
+          <w:rFonts w:ascii="Calibri" w:eastAsia="Microsoft YaHei"/>
+          <w:color w:val="1A2B33"/>
+          <w:sz w:val="24"/>
+          <w:szCs w:val="24"/>
+        </w:rPr>
+        <w:t xml:space="preserve">Continuous Batching 与 Static Batching 在调度粒度上有什么本质区别？用"陪跑浪费"的概念解释为什么并发越高连续批处理的领先越大。Prefix Caching 在 Agent 多轮场景中为什么价值极高？请用具体数字估算。</w:t>
+      </w:r>
+    </w:p>
+    <w:p>
+      <w:pPr>
+        <w:pStyle w:val="ListParagraph"/>
+        <w:numPr>
+          <w:ilvl w:val="0"/>
+          <w:numId w:val="2"/>
+        </w:numPr>
+        <w:spacing w:line="312"/>
+      </w:pPr>
+      <w:r>
+        <w:rPr>
+          <w:rFonts w:ascii="Calibri" w:eastAsia="Microsoft YaHei"/>
+          <w:color w:val="1A2B33"/>
+          <w:sz w:val="24"/>
+          <w:szCs w:val="24"/>
+        </w:rPr>
+        <w:t xml:space="preserve">选型决策：某团队计划上线一个高并发的代码补全服务（用户期望 IDE 内 &lt; 200 ms 的补全延迟），模型候选 Llama-3-70B-Instruct 和 Qwen2.5-Coder-32B-Instruct，硬件候选 A100 80GB 和 H100 80GB。试用本章的框架给出推理引擎、量化方案、并发配置的推荐组合，并解释为什么。</w:t>
+      </w:r>
+    </w:p>
+    <w:p>
+      <w:pPr>
+        <w:pStyle w:val="ListParagraph"/>
+        <w:numPr>
+          <w:ilvl w:val="0"/>
+          <w:numId w:val="2"/>
+        </w:numPr>
+        <w:spacing w:line="312"/>
+      </w:pPr>
+      <w:r>
+        <w:rPr>
+          <w:rFonts w:ascii="Calibri" w:eastAsia="Microsoft YaHei"/>
+          <w:color w:val="1A2B33"/>
+          <w:sz w:val="24"/>
+          <w:szCs w:val="24"/>
+        </w:rPr>
+        <w:t xml:space="preserve">（延伸思考）观察一个真实的推理服务监控面板（例如 vLLM 的 Prometheus 端点），尝试解释当前 QPS、TTFT P99、KV Cache 命中率三项指标背后可能发生的工程现象。若三项指标同时恶化，请按本卷所学推断最可能的根因。</w:t>
+      </w:r>
+    </w:p>
+    <w:p>
+      <w:pPr>
+        <w:pStyle w:val="Heading1"/>
+        <w:keepNext/>
+        <w:spacing w:after="200" w:before="360" w:line="400" w:lineRule="atLeast"/>
+      </w:pPr>
+      <w:bookmarkStart w:id="100053" w:name="_Toc100053"/>
+      <w:r>
+        <w:rPr>
+          <w:rFonts w:ascii="Calibri" w:eastAsia="SimHei"/>
+          <w:b/>
+          <w:bCs/>
+          <w:color w:val="16324A"/>
+          <w:sz w:val="32"/>
+          <w:szCs w:val="32"/>
+        </w:rPr>
+        <w:t xml:space="preserve">面试题精选（附参考答案）</w:t>
+      </w:r>
+      <w:bookmarkEnd w:id="100053"/>
+    </w:p>
+    <w:p>
+      <w:pPr>
+        <w:spacing w:line="312"/>
+        <w:ind w:firstLine="480"/>
+        <w:jc w:val="both"/>
+      </w:pPr>
+      <w:r>
+        <w:rPr>
+          <w:rFonts w:ascii="Calibri" w:eastAsia="Microsoft YaHei"/>
+          <w:color w:val="1A2B33"/>
+          <w:sz w:val="24"/>
+          <w:szCs w:val="24"/>
+        </w:rPr>
+        <w:t xml:space="preserve">本节 10 道题主要改编自配套的《大模型推理服务经典面试题集（30题）》，并依据本卷实际讲到的内容筛选与新编了部分题目，覆盖 KV Cache 显存管理、PagedAttention、吞吐优化三件套、进阶解码与引擎选型等核心考点，可用于面试准备与自测。所有答案均压缩为要点式，技术事实以本卷正文为准，并标注对应章节便于回查。建议先遮住答案自行作答，再对照要点查漏补缺。</w:t>
+      </w:r>
+    </w:p>
+    <w:p>
+      <w:pPr>
+        <w:pStyle w:val="Heading2"/>
+        <w:keepNext/>
+        <w:spacing w:after="140" w:before="280" w:line="360" w:lineRule="atLeast"/>
+      </w:pPr>
+      <w:bookmarkStart w:id="100054" w:name="_Toc100054"/>
+      <w:r>
+        <w:rPr>
+          <w:rFonts w:ascii="Calibri" w:eastAsia="SimHei"/>
+          <w:b/>
+          <w:bCs/>
+          <w:color w:val="1B4A5C"/>
+          <w:sz w:val="28"/>
+          <w:szCs w:val="28"/>
+        </w:rPr>
+        <w:t xml:space="preserve">题1　KV Cache 为什么会成为推理显存的瓶颈？</w:t>
+      </w:r>
+      <w:bookmarkEnd w:id="100054"/>
+    </w:p>
+    <w:p>
+      <w:pPr>
+        <w:spacing w:line="312"/>
+        <w:ind w:firstLine="480"/>
+        <w:jc w:val="both"/>
+      </w:pPr>
+      <w:r>
+        <w:rPr>
+          <w:rFonts w:ascii="Calibri" w:eastAsia="Microsoft YaHei"/>
+          <w:color w:val="1A2B33"/>
+          <w:sz w:val="24"/>
+          <w:szCs w:val="24"/>
+        </w:rPr>
+        <w:t xml:space="preserve">因为它把历史 token 的 K、V 全部缓存下来避免解码时重算，显存占用随序列长度线性增长，是推理显存的"头号大户"（见本卷 1.4 节）。估算公式为 Memory_KV = 2 × L × H_k × d_h × T × sizeof(dtype)，L 为层数、H_k 为 KV 头数、d_h 为头维度、T 为序列长度，因子 2 来自 K 与 V 各一份。</w:t>
+      </w:r>
+    </w:p>
+    <w:p>
+      <w:pPr>
+        <w:pStyle w:val="ListParagraph"/>
+        <w:numPr>
+          <w:ilvl w:val="0"/>
+          <w:numId w:val="1"/>
+        </w:numPr>
+        <w:spacing w:line="312"/>
+      </w:pPr>
+      <w:r>
+        <w:rPr>
+          <w:rFonts w:ascii="Calibri" w:eastAsia="Microsoft YaHei"/>
+          <w:color w:val="1A2B33"/>
+          <w:sz w:val="24"/>
+          <w:szCs w:val="24"/>
+        </w:rPr>
+        <w:t xml:space="preserve">量级感受：LLaMA-2-13B（40 层、40 个 KV 头、头维度 128）单条 2048 token 序列 FP16 下约 1.68 GB；64 并发、平均 1024 token 时仅 KV Cache 就可能超 100 GB，远超单卡 80 GB。</w:t>
+      </w:r>
+    </w:p>
+    <w:p>
+      <w:pPr>
+        <w:pStyle w:val="ListParagraph"/>
+        <w:numPr>
+          <w:ilvl w:val="0"/>
+          <w:numId w:val="1"/>
+        </w:numPr>
+        <w:spacing w:line="312"/>
+      </w:pPr>
+      <w:r>
+        <w:rPr>
+          <w:rFonts w:ascii="Calibri" w:eastAsia="Microsoft YaHei"/>
+          <w:color w:val="1A2B33"/>
+          <w:sz w:val="24"/>
+          <w:szCs w:val="24"/>
+        </w:rPr>
+        <w:t xml:space="preserve">反直觉点：70B 模型经 GQA 只保留 8 个 KV 头，同样 2048 token 仅约 0.67 GB——KV Cache 大小关键看注意力变体，而非模型规模。</w:t>
+      </w:r>
+    </w:p>
+    <w:p>
+      <w:pPr>
+        <w:pStyle w:val="ListParagraph"/>
+        <w:numPr>
+          <w:ilvl w:val="0"/>
+          <w:numId w:val="1"/>
+        </w:numPr>
+        <w:spacing w:line="312"/>
+      </w:pPr>
+      <w:r>
+        <w:rPr>
+          <w:rFonts w:ascii="Calibri" w:eastAsia="Microsoft YaHei"/>
+          <w:color w:val="1A2B33"/>
+          <w:sz w:val="24"/>
+          <w:szCs w:val="24"/>
+        </w:rPr>
+        <w:t xml:space="preserve">估算两坑：FP8 有 E4M3 与 E5M2 两种格式；GQA 的"头数错觉"可致 8 倍偏差。估算前先看模型 config、注意力变体与 dtype。</w:t>
+      </w:r>
+    </w:p>
+    <w:p>
+      <w:pPr>
+        <w:pStyle w:val="Heading2"/>
+        <w:keepNext/>
+        <w:spacing w:after="140" w:before="280" w:line="360" w:lineRule="atLeast"/>
+      </w:pPr>
+      <w:bookmarkStart w:id="100055" w:name="_Toc100055"/>
+      <w:r>
+        <w:rPr>
+          <w:rFonts w:ascii="Calibri" w:eastAsia="SimHei"/>
+          <w:b/>
+          <w:bCs/>
+          <w:color w:val="1B4A5C"/>
+          <w:sz w:val="28"/>
+          <w:szCs w:val="28"/>
+        </w:rPr>
+        <w:t xml:space="preserve">题2　Prefill 与 Decode 阶段的性能瓶颈有何不同？</w:t>
+      </w:r>
+      <w:bookmarkEnd w:id="100055"/>
+    </w:p>
+    <w:p>
+      <w:pPr>
+        <w:spacing w:line="312"/>
+        <w:ind w:firstLine="480"/>
+        <w:jc w:val="both"/>
+      </w:pPr>
+      <w:r>
+        <w:rPr>
+          <w:rFonts w:ascii="Calibri" w:eastAsia="Microsoft YaHei"/>
+          <w:color w:val="1A2B33"/>
+          <w:sz w:val="24"/>
+          <w:szCs w:val="24"/>
+        </w:rPr>
+        <w:t xml:space="preserve">一次请求分两段旅程，二者在 Roofline 模型上位置截然不同，优化方向因此分化（见本卷 1.2、1.3 节）。</w:t>
+      </w:r>
+    </w:p>
+    <w:p>
+      <w:pPr>
+        <w:pStyle w:val="ListParagraph"/>
+        <w:numPr>
+          <w:ilvl w:val="0"/>
+          <w:numId w:val="1"/>
+        </w:numPr>
+        <w:spacing w:line="312"/>
+      </w:pPr>
+      <w:r>
+        <w:rPr>
+          <w:rFonts w:ascii="Calibri" w:eastAsia="Microsoft YaHei"/>
+          <w:color w:val="1A2B33"/>
+          <w:sz w:val="24"/>
+          <w:szCs w:val="24"/>
+        </w:rPr>
+        <w:t xml:space="preserve">Prefill：整段 prompt 并行过一遍，一次算出所有 K、V，"大矩阵乘大矩阵"，计算密度高，处于算力受限区；关键指标 TTFT。优化靠 FlashAttention、融合 kernel、TP 并行。</w:t>
+      </w:r>
+    </w:p>
+    <w:p>
+      <w:pPr>
+        <w:pStyle w:val="ListParagraph"/>
+        <w:numPr>
+          <w:ilvl w:val="0"/>
+          <w:numId w:val="1"/>
+        </w:numPr>
+        <w:spacing w:line="312"/>
+      </w:pPr>
+      <w:r>
+        <w:rPr>
+          <w:rFonts w:ascii="Calibri" w:eastAsia="Microsoft YaHei"/>
+          <w:color w:val="1A2B33"/>
+          <w:sz w:val="24"/>
+          <w:szCs w:val="24"/>
+        </w:rPr>
+        <w:t xml:space="preserve">Decode：每步只生成一个 token，"向量乘矩阵"，计算密度极低，处于带宽受限区，GPU 计算单元在等数据；关键指标 TPOT。优化靠量化、KV Cache 压缩、前缀复用、投机解码与大 batch 拼车。</w:t>
+      </w:r>
+    </w:p>
+    <w:p>
+      <w:pPr>
+        <w:pStyle w:val="ListParagraph"/>
+        <w:numPr>
+          <w:ilvl w:val="0"/>
+          <w:numId w:val="1"/>
+        </w:numPr>
+        <w:spacing w:line="312"/>
+      </w:pPr>
+      <w:r>
+        <w:rPr>
+          <w:rFonts w:ascii="Calibri" w:eastAsia="Microsoft YaHei"/>
+          <w:color w:val="1A2B33"/>
+          <w:sz w:val="24"/>
+          <w:szCs w:val="24"/>
+        </w:rPr>
+        <w:t xml:space="preserve">端到端延迟约为 TTFT 加 TPOT 乘输出长度；两阶段优化策略会相互干扰，这正是 PD 分离要解决的核心矛盾（见本卷 4.5 节）。</w:t>
+      </w:r>
+    </w:p>
+    <w:p>
+      <w:pPr>
+        <w:pStyle w:val="Heading2"/>
+        <w:keepNext/>
+        <w:spacing w:after="140" w:before="280" w:line="360" w:lineRule="atLeast"/>
+      </w:pPr>
+      <w:bookmarkStart w:id="100056" w:name="_Toc100056"/>
+      <w:r>
+        <w:rPr>
+          <w:rFonts w:ascii="Calibri" w:eastAsia="SimHei"/>
+          <w:b/>
+          <w:bCs/>
+          <w:color w:val="1B4A5C"/>
+          <w:sz w:val="28"/>
+          <w:szCs w:val="28"/>
+        </w:rPr>
+        <w:t xml:space="preserve">题3　什么是内存墙？为什么增大 batch 能提升吞吐？</w:t>
+      </w:r>
+      <w:bookmarkEnd w:id="100056"/>
+    </w:p>
+    <w:p>
+      <w:pPr>
+        <w:spacing w:line="312"/>
+        <w:ind w:firstLine="480"/>
+        <w:jc w:val="both"/>
+      </w:pPr>
+      <w:r>
+        <w:rPr>
+          <w:rFonts w:ascii="Calibri" w:eastAsia="Microsoft YaHei"/>
+          <w:color w:val="1A2B33"/>
+          <w:sz w:val="24"/>
+          <w:szCs w:val="24"/>
+        </w:rPr>
+        <w:t xml:space="preserve">内存墙指 GPU 算力增长快于显存带宽增长，当每读一字节所能完成的计算量低于阈值时，性能被带宽而非算力卡死。Roofline 模型表述为：可达性能 = min（峰值算力，峰值带宽 × 计算密度），拐点在峰值算力与峰值带宽之比处（见本卷 1.3 节）。</w:t>
+      </w:r>
+    </w:p>
+    <w:p>
+      <w:pPr>
+        <w:pStyle w:val="ListParagraph"/>
+        <w:numPr>
+          <w:ilvl w:val="0"/>
+          <w:numId w:val="1"/>
+        </w:numPr>
+        <w:spacing w:line="312"/>
+      </w:pPr>
+      <w:r>
+        <w:rPr>
+          <w:rFonts w:ascii="Calibri" w:eastAsia="Microsoft YaHei"/>
+          <w:color w:val="1A2B33"/>
+          <w:sz w:val="24"/>
+          <w:szCs w:val="24"/>
+        </w:rPr>
+        <w:t xml:space="preserve">Decode 是典型带宽受限场景：每生成一个 token 都要读取全部权重与历史 KV Cache，batch=1 时 A100 量级 GPU 的算力利用率仅约 1%。</w:t>
+      </w:r>
+    </w:p>
+    <w:p>
+      <w:pPr>
+        <w:pStyle w:val="ListParagraph"/>
+        <w:numPr>
+          <w:ilvl w:val="0"/>
+          <w:numId w:val="1"/>
+        </w:numPr>
+        <w:spacing w:line="312"/>
+      </w:pPr>
+      <w:r>
+        <w:rPr>
+          <w:rFonts w:ascii="Calibri" w:eastAsia="Microsoft YaHei"/>
+          <w:color w:val="1A2B33"/>
+          <w:sz w:val="24"/>
+          <w:szCs w:val="24"/>
+        </w:rPr>
+        <w:t xml:space="preserve">增大 batch 让多个请求"拼车"分摊权重读取，计算密度上升，Decode 沿斜坡向算力受限区爬升，吞吐随 batch 单调上升直到资源吃满。</w:t>
+      </w:r>
+    </w:p>
+    <w:p>
+      <w:pPr>
+        <w:pStyle w:val="ListParagraph"/>
+        <w:numPr>
+          <w:ilvl w:val="0"/>
+          <w:numId w:val="1"/>
+        </w:numPr>
+        <w:spacing w:line="312"/>
+      </w:pPr>
+      <w:r>
+        <w:rPr>
+          <w:rFonts w:ascii="Calibri" w:eastAsia="Microsoft YaHei"/>
+          <w:color w:val="1A2B33"/>
+          <w:sz w:val="24"/>
+          <w:szCs w:val="24"/>
+        </w:rPr>
+        <w:t xml:space="preserve">代价是排队：batch 越大 TTFT 越长、尾延迟越抖。应按业务 SLA 在延迟-吞吐帕累托前沿上选点：低延迟场景用小 batch 加投机解码，高吞吐场景用大 batch 加量化（见本卷 1.5 节）。</w:t>
+      </w:r>
+    </w:p>
+    <w:p>
+      <w:pPr>
+        <w:pStyle w:val="Heading2"/>
+        <w:keepNext/>
+        <w:spacing w:after="140" w:before="280" w:line="360" w:lineRule="atLeast"/>
+      </w:pPr>
+      <w:bookmarkStart w:id="100057" w:name="_Toc100057"/>
+      <w:r>
+        <w:rPr>
+          <w:rFonts w:ascii="Calibri" w:eastAsia="SimHei"/>
+          <w:b/>
+          <w:bCs/>
+          <w:color w:val="1B4A5C"/>
+          <w:sz w:val="28"/>
+          <w:szCs w:val="28"/>
+        </w:rPr>
+        <w:t xml:space="preserve">题4　PagedAttention 的核心思想是什么？</w:t>
+      </w:r>
+      <w:bookmarkEnd w:id="100057"/>
+    </w:p>
+    <w:p>
+      <w:pPr>
+        <w:spacing w:line="312"/>
+        <w:ind w:firstLine="480"/>
+        <w:jc w:val="both"/>
+      </w:pPr>
+      <w:r>
+        <w:rPr>
+          <w:rFonts w:ascii="Calibri" w:eastAsia="Microsoft YaHei"/>
+          <w:color w:val="1A2B33"/>
+          <w:sz w:val="24"/>
+          <w:szCs w:val="24"/>
+        </w:rPr>
+        <w:t xml:space="preserve">由 vLLM 团队于 2023 年提出，把操作系统虚拟内存的分页机制搬进 GPU：逻辑 token 序列切为固定大小的逻辑块（默认 16 token），显存维护全局物理块池，每个请求持一张块表记录逻辑块到物理块的映射；物理块无需连续，按需分配、按引用计数共享、按 LRU 淘汰（见本卷 2.2 节）。</w:t>
+      </w:r>
+    </w:p>
+    <w:p>
+      <w:pPr>
+        <w:pStyle w:val="ListParagraph"/>
+        <w:numPr>
+          <w:ilvl w:val="0"/>
+          <w:numId w:val="1"/>
+        </w:numPr>
+        <w:spacing w:line="312"/>
+      </w:pPr>
+      <w:r>
+        <w:rPr>
+          <w:rFonts w:ascii="Calibri" w:eastAsia="Microsoft YaHei"/>
+          <w:color w:val="1A2B33"/>
+          <w:sz w:val="24"/>
+          <w:szCs w:val="24"/>
+        </w:rPr>
+        <w:t xml:space="preserve">解决问题一，过度预留与碎片化：传统按最大长度预留连续显存，利用率仅 20%~40%；分页后按需分配，利用率约 95%，并发请求数提升 2~4 倍（见本卷 2.3 节）。</w:t>
+      </w:r>
+    </w:p>
+    <w:p>
+      <w:pPr>
+        <w:pStyle w:val="ListParagraph"/>
+        <w:numPr>
+          <w:ilvl w:val="0"/>
+          <w:numId w:val="1"/>
+        </w:numPr>
+        <w:spacing w:line="312"/>
+      </w:pPr>
+      <w:r>
+        <w:rPr>
+          <w:rFonts w:ascii="Calibri" w:eastAsia="Microsoft YaHei"/>
+          <w:color w:val="1A2B33"/>
+          <w:sz w:val="24"/>
+          <w:szCs w:val="24"/>
+        </w:rPr>
+        <w:t xml:space="preserve">解决问题二，共享前缀拷贝贵：多序列共享前缀时块表指向同一批物理块，配合 Copy-on-Write 实现近零成本复用。</w:t>
+      </w:r>
+    </w:p>
+    <w:p>
+      <w:pPr>
+        <w:pStyle w:val="ListParagraph"/>
+        <w:numPr>
+          <w:ilvl w:val="0"/>
+          <w:numId w:val="1"/>
+        </w:numPr>
+        <w:spacing w:line="312"/>
+      </w:pPr>
+      <w:r>
+        <w:rPr>
+          <w:rFonts w:ascii="Calibri" w:eastAsia="Microsoft YaHei"/>
+          <w:color w:val="1A2B33"/>
+          <w:sz w:val="24"/>
+          <w:szCs w:val="24"/>
+        </w:rPr>
+        <w:t xml:space="preserve">代价：需自定义 CUDA kernel；block size 过大增加块内浪费、过小增加管理开销（见本卷 2.4 节）。</w:t>
+      </w:r>
+    </w:p>
+    <w:p>
+      <w:pPr>
+        <w:pStyle w:val="Heading2"/>
+        <w:keepNext/>
+        <w:spacing w:after="140" w:before="280" w:line="360" w:lineRule="atLeast"/>
+      </w:pPr>
+      <w:bookmarkStart w:id="100058" w:name="_Toc100058"/>
+      <w:r>
+        <w:rPr>
+          <w:rFonts w:ascii="Calibri" w:eastAsia="SimHei"/>
+          <w:b/>
+          <w:bCs/>
+          <w:color w:val="1B4A5C"/>
+          <w:sz w:val="28"/>
+          <w:szCs w:val="28"/>
+        </w:rPr>
+        <w:t xml:space="preserve">题5　Continuous Batching 与静态批处理的根本区别？</w:t>
+      </w:r>
+      <w:bookmarkEnd w:id="100058"/>
+    </w:p>
+    <w:p>
+      <w:pPr>
+        <w:spacing w:line="312"/>
+        <w:ind w:firstLine="480"/>
+        <w:jc w:val="both"/>
+      </w:pPr>
+      <w:r>
+        <w:rPr>
+          <w:rFonts w:ascii="Calibri" w:eastAsia="Microsoft YaHei"/>
+          <w:color w:val="1A2B33"/>
+          <w:sz w:val="24"/>
+          <w:szCs w:val="24"/>
+        </w:rPr>
+        <w:t xml:space="preserve">根本区别在调度粒度：静态批处理在请求级调度，Continuous Batching（迭代级调度）把粒度下沉到每个 token 生成 step（见本卷 3.1、3.2 节）。</w:t>
+      </w:r>
+    </w:p>
+    <w:p>
+      <w:pPr>
+        <w:pStyle w:val="ListParagraph"/>
+        <w:numPr>
+          <w:ilvl w:val="0"/>
+          <w:numId w:val="1"/>
+        </w:numPr>
+        <w:spacing w:line="312"/>
+      </w:pPr>
+      <w:r>
+        <w:rPr>
+          <w:rFonts w:ascii="Calibri" w:eastAsia="Microsoft YaHei"/>
+          <w:color w:val="1A2B33"/>
+          <w:sz w:val="24"/>
+          <w:szCs w:val="24"/>
+        </w:rPr>
+        <w:t xml:space="preserve">静态批处理凑齐一批一起跑，必须等最长请求结束才统一返回，短请求"陪跑"；加上 LLM 输出长度不可预测，batch 越大平均利用率反而可能越低。</w:t>
+      </w:r>
+    </w:p>
+    <w:p>
+      <w:pPr>
+        <w:pStyle w:val="ListParagraph"/>
+        <w:numPr>
+          <w:ilvl w:val="0"/>
+          <w:numId w:val="1"/>
+        </w:numPr>
+        <w:spacing w:line="312"/>
+      </w:pPr>
+      <w:r>
+        <w:rPr>
+          <w:rFonts w:ascii="Calibri" w:eastAsia="Microsoft YaHei"/>
+          <w:color w:val="1A2B33"/>
+          <w:sz w:val="24"/>
+          <w:szCs w:val="24"/>
+        </w:rPr>
+        <w:t xml:space="preserve">连续批处理每步执行三件事：清理（移除完成请求并释放 KV 块）、填充（按 FCFS 或 LPM 拉取新请求）、合并（新请求 Prefill 与存量请求 Decode 同一 step 执行），GPU 始终接近动态满载。</w:t>
+      </w:r>
+    </w:p>
+    <w:p>
+      <w:pPr>
+        <w:pStyle w:val="ListParagraph"/>
+        <w:numPr>
+          <w:ilvl w:val="0"/>
+          <w:numId w:val="1"/>
+        </w:numPr>
+        <w:spacing w:line="312"/>
+      </w:pPr>
+      <w:r>
+        <w:rPr>
+          <w:rFonts w:ascii="Calibri" w:eastAsia="Microsoft YaHei"/>
+          <w:color w:val="1A2B33"/>
+          <w:sz w:val="24"/>
+          <w:szCs w:val="24"/>
+        </w:rPr>
+        <w:t xml:space="preserve">并发越高优势越大：本卷示意数据下 128 并发时连续批处理约 3100 token/s、静态仅 560 token/s，差距约 5.5 倍，本质是陪跑浪费被消除。</w:t>
+      </w:r>
+    </w:p>
+    <w:p>
+      <w:pPr>
+        <w:pStyle w:val="Heading2"/>
+        <w:keepNext/>
+        <w:spacing w:after="140" w:before="280" w:line="360" w:lineRule="atLeast"/>
+      </w:pPr>
+      <w:bookmarkStart w:id="100059" w:name="_Toc100059"/>
+      <w:r>
+        <w:rPr>
+          <w:rFonts w:ascii="Calibri" w:eastAsia="SimHei"/>
+          <w:b/>
+          <w:bCs/>
+          <w:color w:val="1B4A5C"/>
+          <w:sz w:val="28"/>
+          <w:szCs w:val="28"/>
+        </w:rPr>
+        <w:t xml:space="preserve">题6　为什么 Agent 多轮对话离不开 Prefix Caching？</w:t>
+      </w:r>
+      <w:bookmarkEnd w:id="100059"/>
+    </w:p>
+    <w:p>
+      <w:pPr>
+        <w:spacing w:line="312"/>
+        <w:ind w:firstLine="480"/>
+        <w:jc w:val="both"/>
+      </w:pPr>
+      <w:r>
+        <w:rPr>
+          <w:rFonts w:ascii="Calibri" w:eastAsia="Microsoft YaHei"/>
+          <w:color w:val="1A2B33"/>
+          <w:sz w:val="24"/>
+          <w:szCs w:val="24"/>
+        </w:rPr>
+        <w:t xml:space="preserve">Agent 每轮请求都携带稳定前缀——系统提示词、工具描述、历史对话；若每轮都重新 Prefill 全部历史，TTFT 会随轮次线性恶化。Prefix Caching 把已计算的 KV 按前缀粒度缓存复用：Agent 多轮命中率可达 60%~70%，RAG 多查询约 50% 以上，TTFT 可降低一个数量级，且几乎零额外显存开销（见本卷 3.3 节）。</w:t>
+      </w:r>
+    </w:p>
+    <w:p>
+      <w:pPr>
+        <w:pStyle w:val="ListParagraph"/>
+        <w:numPr>
+          <w:ilvl w:val="0"/>
+          <w:numId w:val="1"/>
+        </w:numPr>
+        <w:spacing w:line="312"/>
+      </w:pPr>
+      <w:r>
+        <w:rPr>
+          <w:rFonts w:ascii="Calibri" w:eastAsia="Microsoft YaHei"/>
+          <w:color w:val="1A2B33"/>
+          <w:sz w:val="24"/>
+          <w:szCs w:val="24"/>
+        </w:rPr>
+        <w:t xml:space="preserve">实现上，vLLM 的 APC 按 16-token block 粒度匹配，SGLang 的 RadixAttention 用 Radix Tree 做 token 级匹配，后者命中率通常更高。</w:t>
+      </w:r>
+    </w:p>
+    <w:p>
+      <w:pPr>
+        <w:pStyle w:val="ListParagraph"/>
+        <w:numPr>
+          <w:ilvl w:val="0"/>
+          <w:numId w:val="1"/>
+        </w:numPr>
+        <w:spacing w:line="312"/>
+      </w:pPr>
+      <w:r>
+        <w:rPr>
+          <w:rFonts w:ascii="Calibri" w:eastAsia="Microsoft YaHei"/>
+          <w:color w:val="1A2B33"/>
+          <w:sz w:val="24"/>
+          <w:szCs w:val="24"/>
+        </w:rPr>
+        <w:t xml:space="preserve">工程关键：前缀必须逐字相同。时间戳、用户 ID 等动态字段要移出系统提示词，长系统提示词应做成模板化常量，否则一个空格之差就会让缓存失效（见本卷 6.5 节）。</w:t>
+      </w:r>
+    </w:p>
+    <w:p>
+      <w:pPr>
+        <w:pStyle w:val="ListParagraph"/>
+        <w:numPr>
+          <w:ilvl w:val="0"/>
+          <w:numId w:val="1"/>
+        </w:numPr>
+        <w:spacing w:line="312"/>
+      </w:pPr>
+      <w:r>
+        <w:rPr>
+          <w:rFonts w:ascii="Calibri" w:eastAsia="Microsoft YaHei"/>
+          <w:color w:val="1A2B33"/>
+          <w:sz w:val="24"/>
+          <w:szCs w:val="24"/>
+        </w:rPr>
+        <w:t xml:space="preserve">配合 LPM（最长前缀匹配）调度可优先处理命中请求、进一步抬升吞吐，代价是牺牲先来先服务的公平性（见本卷 3.4 节）。</w:t>
+      </w:r>
+    </w:p>
+    <w:p>
+      <w:pPr>
+        <w:pStyle w:val="Heading2"/>
+        <w:keepNext/>
+        <w:spacing w:after="140" w:before="280" w:line="360" w:lineRule="atLeast"/>
+      </w:pPr>
+      <w:bookmarkStart w:id="100060" w:name="_Toc100060"/>
+      <w:r>
+        <w:rPr>
+          <w:rFonts w:ascii="Calibri" w:eastAsia="SimHei"/>
+          <w:b/>
+          <w:bCs/>
+          <w:color w:val="1B4A5C"/>
+          <w:sz w:val="28"/>
+          <w:szCs w:val="28"/>
+        </w:rPr>
+        <w:t xml:space="preserve">题7　Chunked Prefill 解决什么问题？如何调参？</w:t>
+      </w:r>
+      <w:bookmarkEnd w:id="100060"/>
+    </w:p>
+    <w:p>
+      <w:pPr>
+        <w:spacing w:line="312"/>
+        <w:ind w:firstLine="480"/>
+        <w:jc w:val="both"/>
+      </w:pPr>
+      <w:r>
+        <w:rPr>
+          <w:rFonts w:ascii="Calibri" w:eastAsia="Microsoft YaHei"/>
+          <w:color w:val="1A2B33"/>
+          <w:sz w:val="24"/>
+          <w:szCs w:val="24"/>
+        </w:rPr>
+        <w:t xml:space="preserve">解决长 Prefill 独占 GPU 导致的 TPOT 抖动：数万 token 的长 prompt 一次 Prefill 可能独占 GPU 数秒，期间 batch 内 Decode 请求全部被迫等待，"打字机"体验剧烈抖动（见本卷 3.4 节）。</w:t>
+      </w:r>
+    </w:p>
+    <w:p>
+      <w:pPr>
+        <w:pStyle w:val="ListParagraph"/>
+        <w:numPr>
+          <w:ilvl w:val="0"/>
+          <w:numId w:val="1"/>
+        </w:numPr>
+        <w:spacing w:line="312"/>
+      </w:pPr>
+      <w:r>
+        <w:rPr>
+          <w:rFonts w:ascii="Calibri" w:eastAsia="Microsoft YaHei"/>
+          <w:color w:val="1A2B33"/>
+          <w:sz w:val="24"/>
+          <w:szCs w:val="24"/>
+        </w:rPr>
+        <w:t xml:space="preserve">原理：把长 prompt 切成多个 chunk，每个 chunk 与现有 Decode step 混合执行。例如 8192 token 的 prompt 在 chunk size 2048 下分四个 step 完成 Prefill。</w:t>
+      </w:r>
+    </w:p>
+    <w:p>
+      <w:pPr>
+        <w:pStyle w:val="ListParagraph"/>
+        <w:numPr>
+          <w:ilvl w:val="0"/>
+          <w:numId w:val="1"/>
+        </w:numPr>
+        <w:spacing w:line="312"/>
+      </w:pPr>
+      <w:r>
+        <w:rPr>
+          <w:rFonts w:ascii="Calibri" w:eastAsia="Microsoft YaHei"/>
+          <w:color w:val="1A2B33"/>
+          <w:sz w:val="24"/>
+          <w:szCs w:val="24"/>
+        </w:rPr>
+        <w:t xml:space="preserve">启用：vLLM 用 --enable-chunked-prefill（新版本默认开启），SGLang、TensorRT-LLM 均有类似机制。</w:t>
+      </w:r>
+    </w:p>
+    <w:p>
+      <w:pPr>
+        <w:pStyle w:val="ListParagraph"/>
+        <w:numPr>
+          <w:ilvl w:val="0"/>
+          <w:numId w:val="1"/>
+        </w:numPr>
+        <w:spacing w:line="312"/>
+      </w:pPr>
+      <w:r>
+        <w:rPr>
+          <w:rFonts w:ascii="Calibri" w:eastAsia="Microsoft YaHei"/>
+          <w:color w:val="1A2B33"/>
+          <w:sz w:val="24"/>
+          <w:szCs w:val="24"/>
+        </w:rPr>
+        <w:t xml:space="preserve">调参：chunk size 甜点约 1024~4096 token，过小则计算密度低、调度开销占比高，过大退化为不分块；建议在业务 p99 prompt 长度附近取值并实测。</w:t>
+      </w:r>
+    </w:p>
+    <w:p>
+      <w:pPr>
+        <w:pStyle w:val="Heading2"/>
+        <w:keepNext/>
+        <w:spacing w:after="140" w:before="280" w:line="360" w:lineRule="atLeast"/>
+      </w:pPr>
+      <w:bookmarkStart w:id="100061" w:name="_Toc100061"/>
+      <w:r>
+        <w:rPr>
+          <w:rFonts w:ascii="Calibri" w:eastAsia="SimHei"/>
+          <w:b/>
+          <w:bCs/>
+          <w:color w:val="1B4A5C"/>
+          <w:sz w:val="28"/>
+          <w:szCs w:val="28"/>
+        </w:rPr>
+        <w:t xml:space="preserve">题8　投机解码为什么能加速？适用什么场景？</w:t>
+      </w:r>
+      <w:bookmarkEnd w:id="100061"/>
+    </w:p>
+    <w:p>
+      <w:pPr>
+        <w:spacing w:line="312"/>
+        <w:ind w:firstLine="480"/>
+        <w:jc w:val="both"/>
+      </w:pPr>
+      <w:r>
+        <w:rPr>
+          <w:rFonts w:ascii="Calibri" w:eastAsia="Microsoft YaHei"/>
+          <w:color w:val="1A2B33"/>
+          <w:sz w:val="24"/>
+          <w:szCs w:val="24"/>
+        </w:rPr>
+        <w:t xml:space="preserve">用小草稿模型快速生成 K 个候选 token，再由目标大模型一次前向并行验证，猜对白赚、从第一个错处重写。本质是把"多次小前向"换成"一次大前向"，在不增加带宽的前提下把小 batch 的 Decode 拉向算力受限区（见本卷 1.3、4.1 节）。</w:t>
+      </w:r>
+    </w:p>
+    <w:p>
+      <w:pPr>
+        <w:pStyle w:val="ListParagraph"/>
+        <w:numPr>
+          <w:ilvl w:val="0"/>
+          <w:numId w:val="1"/>
+        </w:numPr>
+        <w:spacing w:line="312"/>
+      </w:pPr>
+      <w:r>
+        <w:rPr>
+          <w:rFonts w:ascii="Calibri" w:eastAsia="Microsoft YaHei"/>
+          <w:color w:val="1A2B33"/>
+          <w:sz w:val="24"/>
+          <w:szCs w:val="24"/>
+        </w:rPr>
+        <w:t xml:space="preserve">收益集中在小 batch、低延迟、交互密集场景，可加速 1.5~2.5 倍；大 batch 下算力已被充分利用，边际收益不明显甚至为负。</w:t>
+      </w:r>
+    </w:p>
+    <w:p>
+      <w:pPr>
+        <w:pStyle w:val="ListParagraph"/>
+        <w:numPr>
+          <w:ilvl w:val="0"/>
+          <w:numId w:val="1"/>
+        </w:numPr>
+        <w:spacing w:line="312"/>
+      </w:pPr>
+      <w:r>
+        <w:rPr>
+          <w:rFonts w:ascii="Calibri" w:eastAsia="Microsoft YaHei"/>
+          <w:color w:val="1A2B33"/>
+          <w:sz w:val="24"/>
+          <w:szCs w:val="24"/>
+        </w:rPr>
+        <w:t xml:space="preserve">草稿来源：同系列小模型（共享词表、接受率高）、Medusa 多解码头、EAGLE 隐藏状态预测（主流无草稿方案）、自投机浅层草稿。</w:t>
+      </w:r>
+    </w:p>
+    <w:p>
+      <w:pPr>
+        <w:pStyle w:val="ListParagraph"/>
+        <w:numPr>
+          <w:ilvl w:val="0"/>
+          <w:numId w:val="1"/>
+        </w:numPr>
+        <w:spacing w:line="312"/>
+      </w:pPr>
+      <w:r>
+        <w:rPr>
+          <w:rFonts w:ascii="Calibri" w:eastAsia="Microsoft YaHei"/>
+          <w:color w:val="1A2B33"/>
+          <w:sz w:val="24"/>
+          <w:szCs w:val="24"/>
+        </w:rPr>
+        <w:t xml:space="preserve">关键参数：候选数 K 典型取 3~7；温度 0 接受率最高，温度大于 0.7 显著下降；草稿模型需额外显存且与大模型共享分词器。</w:t>
+      </w:r>
+    </w:p>
+    <w:p>
+      <w:pPr>
+        <w:pStyle w:val="Heading2"/>
+        <w:keepNext/>
+        <w:spacing w:after="140" w:before="280" w:line="360" w:lineRule="atLeast"/>
+      </w:pPr>
+      <w:bookmarkStart w:id="100062" w:name="_Toc100062"/>
+      <w:r>
+        <w:rPr>
+          <w:rFonts w:ascii="Calibri" w:eastAsia="SimHei"/>
+          <w:b/>
+          <w:bCs/>
+          <w:color w:val="1B4A5C"/>
+          <w:sz w:val="28"/>
+          <w:szCs w:val="28"/>
+        </w:rPr>
+        <w:t xml:space="preserve">题9　PD 分离解决什么问题？工程难点在哪？</w:t>
+      </w:r>
+      <w:bookmarkEnd w:id="100062"/>
+    </w:p>
+    <w:p>
+      <w:pPr>
+        <w:spacing w:line="312"/>
+        <w:ind w:firstLine="480"/>
+        <w:jc w:val="both"/>
+      </w:pPr>
+      <w:r>
+        <w:rPr>
+          <w:rFonts w:ascii="Calibri" w:eastAsia="Microsoft YaHei"/>
+          <w:color w:val="1A2B33"/>
+          <w:sz w:val="24"/>
+          <w:szCs w:val="24"/>
+        </w:rPr>
+        <w:t xml:space="preserve">Prefill 计算密集、Decode 访存密集，混部互相干扰：长 Prefill 阻塞 Decode 导致 TPOT 抖动，大 batch Decode 又拖慢新请求 TTFT。PD 分离把两阶段部署到不同 GPU 集群各自优化：Prefill 集群追求算力利用率，Decode 集群追求带宽与大并发（见本卷 4.5 节）。</w:t>
+      </w:r>
+    </w:p>
+    <w:p>
+      <w:pPr>
+        <w:pStyle w:val="ListParagraph"/>
+        <w:numPr>
+          <w:ilvl w:val="0"/>
+          <w:numId w:val="1"/>
+        </w:numPr>
+        <w:spacing w:line="312"/>
+      </w:pPr>
+      <w:r>
+        <w:rPr>
+          <w:rFonts w:ascii="Calibri" w:eastAsia="Microsoft YaHei"/>
+          <w:color w:val="1A2B33"/>
+          <w:sz w:val="24"/>
+          <w:szCs w:val="24"/>
+        </w:rPr>
+        <w:t xml:space="preserve">代表工作：Splitwise、DistServe、Mooncake（以 KV Cache 为中心的分离式架构）。</w:t>
+      </w:r>
+    </w:p>
+    <w:p>
+      <w:pPr>
+        <w:pStyle w:val="ListParagraph"/>
+        <w:numPr>
+          <w:ilvl w:val="0"/>
+          <w:numId w:val="1"/>
+        </w:numPr>
+        <w:spacing w:line="312"/>
+      </w:pPr>
+      <w:r>
+        <w:rPr>
+          <w:rFonts w:ascii="Calibri" w:eastAsia="Microsoft YaHei"/>
+          <w:color w:val="1A2B33"/>
+          <w:sz w:val="24"/>
+          <w:szCs w:val="24"/>
+        </w:rPr>
+        <w:t xml:space="preserve">核心难点是 KV Cache 跨节点迁移：常用 RDMA、GPU Direct、共享内存池；调度器需按 TTFT 与 TBT 的 SLA 及集群负载动态分配两阶段资源。</w:t>
+      </w:r>
+    </w:p>
+    <w:p>
+      <w:pPr>
+        <w:pStyle w:val="ListParagraph"/>
+        <w:numPr>
+          <w:ilvl w:val="0"/>
+          <w:numId w:val="1"/>
+        </w:numPr>
+        <w:spacing w:line="312"/>
+      </w:pPr>
+      <w:r>
+        <w:rPr>
+          <w:rFonts w:ascii="Calibri" w:eastAsia="Microsoft YaHei"/>
+          <w:color w:val="1A2B33"/>
+          <w:sz w:val="24"/>
+          <w:szCs w:val="24"/>
+        </w:rPr>
+        <w:t xml:space="preserve">落地建议：长上下文、高并发、对 TTFT 与 TBT 同时敏感的业务（代码助手、长文档问答）收益最大；中小规模可先用 Chunked Prefill 等单机方案验证，再考虑集群级分离。</w:t>
+      </w:r>
+    </w:p>
+    <w:p>
+      <w:pPr>
+        <w:pStyle w:val="Heading2"/>
+        <w:keepNext/>
+        <w:spacing w:after="140" w:before="280" w:line="360" w:lineRule="atLeast"/>
+      </w:pPr>
+      <w:bookmarkStart w:id="100063" w:name="_Toc100063"/>
+      <w:r>
+        <w:rPr>
+          <w:rFonts w:ascii="Calibri" w:eastAsia="SimHei"/>
+          <w:b/>
+          <w:bCs/>
+          <w:color w:val="1B4A5C"/>
+          <w:sz w:val="28"/>
+          <w:szCs w:val="28"/>
+        </w:rPr>
+        <w:t xml:space="preserve">题10　vLLM、TensorRT-LLM、SGLang 如何选型？</w:t>
+      </w:r>
+      <w:bookmarkEnd w:id="100063"/>
+    </w:p>
+    <w:p>
+      <w:pPr>
+        <w:spacing w:line="312"/>
+        <w:ind w:firstLine="480"/>
+        <w:jc w:val="both"/>
+      </w:pPr>
+      <w:r>
+        <w:rPr>
+          <w:rFonts w:ascii="Calibri" w:eastAsia="Microsoft YaHei"/>
+          <w:color w:val="1A2B33"/>
+          <w:sz w:val="24"/>
+          <w:szCs w:val="24"/>
+        </w:rPr>
+        <w:t xml:space="preserve">四者定位互补而非替代，选型看场景匹配而非谁最强（见本卷 5.1 节）。</w:t>
+      </w:r>
+    </w:p>
+    <w:p>
+      <w:pPr>
+        <w:pStyle w:val="ListParagraph"/>
+        <w:numPr>
+          <w:ilvl w:val="0"/>
+          <w:numId w:val="1"/>
+        </w:numPr>
+        <w:spacing w:line="312"/>
+      </w:pPr>
+      <w:r>
+        <w:rPr>
+          <w:rFonts w:ascii="Calibri" w:eastAsia="Microsoft YaHei"/>
+          <w:color w:val="1A2B33"/>
+          <w:sz w:val="24"/>
+          <w:szCs w:val="24"/>
+        </w:rPr>
+        <w:t xml:space="preserve">vLLM：PagedAttention 加 Continuous Batching 已是事实标准，模型覆盖最广、易用性最高，适合快速验证与通用服务；OpenAI 兼容 API 让业务与引擎解耦。</w:t>
+      </w:r>
+    </w:p>
+    <w:p>
+      <w:pPr>
+        <w:pStyle w:val="ListParagraph"/>
+        <w:numPr>
+          <w:ilvl w:val="0"/>
+          <w:numId w:val="1"/>
+        </w:numPr>
+        <w:spacing w:line="312"/>
+      </w:pPr>
+      <w:r>
+        <w:rPr>
+          <w:rFonts w:ascii="Calibri" w:eastAsia="Microsoft YaHei"/>
+          <w:color w:val="1A2B33"/>
+          <w:sz w:val="24"/>
+          <w:szCs w:val="24"/>
+        </w:rPr>
+        <w:t xml:space="preserve">TensorRT-LLM：NVIDIA 原生编译引擎，FP8 加 In-flight Batching 峰值性能最强，通常领先 vLLM 15%~30%，但需编译、换模型换 GPU 要重编，适合稳定模型的生产部署。</w:t>
+      </w:r>
+    </w:p>
+    <w:p>
+      <w:pPr>
+        <w:pStyle w:val="ListParagraph"/>
+        <w:numPr>
+          <w:ilvl w:val="0"/>
+          <w:numId w:val="1"/>
+        </w:numPr>
+        <w:spacing w:line="312"/>
+      </w:pPr>
+      <w:r>
+        <w:rPr>
+          <w:rFonts w:ascii="Calibri" w:eastAsia="Microsoft YaHei"/>
+          <w:color w:val="1A2B33"/>
+          <w:sz w:val="24"/>
+          <w:szCs w:val="24"/>
+        </w:rPr>
+        <w:t xml:space="preserve">SGLang：RadixAttention 做 token 级前缀复用，多轮对话与结构化输出价值最高；Triton 定位多模型统一服务化平台，适合 RAG、Agent 多模型流水线。</w:t>
+      </w:r>
+    </w:p>
+    <w:p>
+      <w:pPr>
+        <w:pStyle w:val="ListParagraph"/>
+        <w:numPr>
+          <w:ilvl w:val="0"/>
+          <w:numId w:val="1"/>
+        </w:numPr>
+        <w:spacing w:line="312"/>
+      </w:pPr>
+      <w:r>
+        <w:rPr>
+          <w:rFonts w:ascii="Calibri" w:eastAsia="Microsoft YaHei"/>
+          <w:color w:val="1A2B33"/>
+          <w:sz w:val="24"/>
+          <w:szCs w:val="24"/>
+        </w:rPr>
+        <w:t xml:space="preserve">心法：快速验证选 vLLM、极限性能选 TensorRT-LLM、高复用前缀选 SGLang；先跑起来再追求极致，模型稳定后经 A/B 测试灰度迁移（见本卷 5.5 节）。</w:t>
+      </w:r>
+    </w:p>
+    <w:p>
+      <w:pPr>
+        <w:pStyle w:val="Heading1"/>
+        <w:keepNext/>
+        <w:spacing w:after="200" w:before="360" w:line="400" w:lineRule="atLeast"/>
+      </w:pPr>
+      <w:bookmarkStart w:id="100064" w:name="_Toc100064"/>
+      <w:r>
+        <w:rPr>
+          <w:rFonts w:ascii="Calibri" w:eastAsia="SimHei"/>
+          <w:b/>
+          <w:bCs/>
+          <w:color w:val="16324A"/>
+          <w:sz w:val="32"/>
+          <w:szCs w:val="32"/>
+        </w:rPr>
         <w:t xml:space="preserve">下一卷预告</w:t>
       </w:r>
-      <w:bookmarkEnd w:id="100050"/>
+      <w:bookmarkEnd w:id="100064"/>
     </w:p>
     <w:p>
       <w:pPr>
